--- a/src/assets/documents/cv/myCV_v8.docx
+++ b/src/assets/documents/cv/myCV_v8.docx
@@ -43,7 +43,7 @@
           <w:b/>
           <w:bCs/>
         </w:rPr>
-        <w:t xml:space="preserve">Full-Stack Junior Developer | </w:t>
+        <w:t xml:space="preserve">Full-Stack Developer | </w:t>
       </w:r>
       <w:r>
         <w:rPr>
@@ -260,7 +260,7 @@
           <w:sz w:val="20"/>
           <w:szCs w:val="20"/>
         </w:rPr>
-        <w:t>Full-Stack Junior Developer with 3+ years of experience in application development, building scalable, mobile-first web applications and API-driven systems. Strong expertise in JavaScript, React, Node.js, and MySQL, with hands-on experience delivering maintainable code from concept to deployment. Experienced in collaborating, participating in code reviews, troubleshooting issues, and continuously learning new technologies in fast-paced environments.</w:t>
+        <w:t>Full-Stack Developer with 3+ years of experience in application development, building scalable, mobile-first web applications and API-driven systems. Strong expertise in JavaScript, React, Node.js, and MySQL, with hands-on experience delivering maintainable code from concept to deployment. Experienced in collaborating, participating in code reviews, troubleshooting issues, and continuously learning new technologies in fast-paced environments.</w:t>
       </w:r>
     </w:p>
     <w:p>
@@ -1504,8 +1504,39 @@
           <w:szCs w:val="20"/>
           <w:lang w:val="en-GB"/>
         </w:rPr>
-        <w:t>Developed a map-based web application using multiple third-party APIs (Geonames, OpenWeather</w:t>
-      </w:r>
+        <w:t>Developed a map-based web application using multiple third-party APIs (</w:t>
+      </w:r>
+      <w:proofErr w:type="spellStart"/>
+      <w:r>
+        <w:rPr>
+          <w:rFonts w:ascii="Arial" w:hAnsi="Arial" w:cs="Arial"/>
+          <w:sz w:val="20"/>
+          <w:szCs w:val="20"/>
+          <w:lang w:val="en-GB"/>
+        </w:rPr>
+        <w:t>Geonames</w:t>
+      </w:r>
+      <w:proofErr w:type="spellEnd"/>
+      <w:r>
+        <w:rPr>
+          <w:rFonts w:ascii="Arial" w:hAnsi="Arial" w:cs="Arial"/>
+          <w:sz w:val="20"/>
+          <w:szCs w:val="20"/>
+          <w:lang w:val="en-GB"/>
+        </w:rPr>
+        <w:t xml:space="preserve">, </w:t>
+      </w:r>
+      <w:proofErr w:type="spellStart"/>
+      <w:r>
+        <w:rPr>
+          <w:rFonts w:ascii="Arial" w:hAnsi="Arial" w:cs="Arial"/>
+          <w:sz w:val="20"/>
+          <w:szCs w:val="20"/>
+          <w:lang w:val="en-GB"/>
+        </w:rPr>
+        <w:t>OpenWeather</w:t>
+      </w:r>
+      <w:proofErr w:type="spellEnd"/>
       <w:r>
         <w:rPr>
           <w:rFonts w:ascii="Arial" w:hAnsi="Arial" w:cs="Arial"/>

--- a/src/assets/documents/cv/myCV_v8.docx
+++ b/src/assets/documents/cv/myCV_v8.docx
@@ -265,15 +265,11 @@
     </w:p>
     <w:p>
       <w:pPr>
-        <w:pBdr>
-          <w:top w:val="single" w:sz="12" w:space="1" w:color="BFBFBF" w:themeColor="background1" w:themeShade="BF"/>
-        </w:pBdr>
-        <w:spacing w:line="276" w:lineRule="auto"/>
-        <w:rPr>
-          <w:rFonts w:ascii="Arial" w:hAnsi="Arial" w:cs="Arial"/>
-          <w:sz w:val="12"/>
-          <w:szCs w:val="12"/>
-          <w:lang w:val="en-AU"/>
+        <w:spacing w:after="200"/>
+        <w:rPr>
+          <w:rFonts w:ascii="Arial" w:hAnsi="Arial" w:cs="Arial"/>
+          <w:sz w:val="20"/>
+          <w:szCs w:val="20"/>
         </w:rPr>
       </w:pPr>
     </w:p>
@@ -323,7 +319,7 @@
           <w:sz w:val="20"/>
           <w:szCs w:val="20"/>
         </w:rPr>
-        <w:t>HTML5, CSS3, Sass, Bootstrap, JavaScript (ES6+), React, jQuery</w:t>
+        <w:t>Redux, Next.js, TypeScript, JavaScript, HTML, CSS, Sass</w:t>
       </w:r>
     </w:p>
     <w:p>
@@ -359,7 +355,7 @@
           <w:sz w:val="20"/>
           <w:szCs w:val="20"/>
         </w:rPr>
-        <w:t>Node.js, Express.js, PHP, Python, REST APIs</w:t>
+        <w:t>Node.js, Express, Python</w:t>
       </w:r>
     </w:p>
     <w:p>
@@ -395,7 +391,43 @@
           <w:sz w:val="20"/>
           <w:szCs w:val="20"/>
         </w:rPr>
-        <w:t>MySQL</w:t>
+        <w:t>PostgreSQL, MongoDB</w:t>
+      </w:r>
+    </w:p>
+    <w:p>
+      <w:pPr>
+        <w:spacing w:after="120" w:line="276" w:lineRule="auto"/>
+        <w:rPr>
+          <w:rFonts w:ascii="Arial" w:hAnsi="Arial" w:cs="Arial"/>
+          <w:sz w:val="20"/>
+          <w:szCs w:val="20"/>
+        </w:rPr>
+      </w:pPr>
+      <w:r>
+        <w:rPr>
+          <w:rFonts w:ascii="Arial" w:hAnsi="Arial" w:cs="Arial"/>
+          <w:b/>
+          <w:bCs/>
+          <w:sz w:val="20"/>
+          <w:szCs w:val="20"/>
+        </w:rPr>
+        <w:t>DevOps &amp; Tools:</w:t>
+      </w:r>
+      <w:r>
+        <w:rPr>
+          <w:rFonts w:ascii="Arial" w:hAnsi="Arial" w:cs="Arial"/>
+          <w:sz w:val="20"/>
+          <w:szCs w:val="20"/>
+        </w:rPr>
+        <w:t xml:space="preserve"> </w:t>
+      </w:r>
+      <w:r>
+        <w:rPr>
+          <w:rFonts w:ascii="Arial" w:hAnsi="Arial" w:cs="Arial"/>
+          <w:sz w:val="20"/>
+          <w:szCs w:val="20"/>
+        </w:rPr>
+        <w:t>CI/CD, GitHub Actions</w:t>
       </w:r>
       <w:r>
         <w:rPr>
@@ -411,7 +443,7 @@
           <w:sz w:val="20"/>
           <w:szCs w:val="20"/>
         </w:rPr>
-        <w:t>MongoDB, SQL</w:t>
+        <w:t>Git, GitHub</w:t>
       </w:r>
     </w:p>
     <w:p>
@@ -431,15 +463,33 @@
           <w:sz w:val="20"/>
           <w:szCs w:val="20"/>
         </w:rPr>
-        <w:t>DevOps &amp; Tools:</w:t>
-      </w:r>
-      <w:r>
-        <w:rPr>
-          <w:rFonts w:ascii="Arial" w:hAnsi="Arial" w:cs="Arial"/>
-          <w:sz w:val="20"/>
-          <w:szCs w:val="20"/>
-        </w:rPr>
-        <w:t xml:space="preserve"> Git, GitHub, VPS, Firebase, Heroku, Hostinger</w:t>
+        <w:t>Workflow</w:t>
+      </w:r>
+      <w:r>
+        <w:rPr>
+          <w:rFonts w:ascii="Arial" w:hAnsi="Arial" w:cs="Arial"/>
+          <w:b/>
+          <w:bCs/>
+          <w:sz w:val="20"/>
+          <w:szCs w:val="20"/>
+        </w:rPr>
+        <w:t>:</w:t>
+      </w:r>
+      <w:r>
+        <w:rPr>
+          <w:rFonts w:ascii="Arial" w:hAnsi="Arial" w:cs="Arial"/>
+          <w:sz w:val="20"/>
+          <w:szCs w:val="20"/>
+        </w:rPr>
+        <w:t xml:space="preserve"> </w:t>
+      </w:r>
+      <w:r>
+        <w:rPr>
+          <w:rFonts w:ascii="Arial" w:hAnsi="Arial" w:cs="Arial"/>
+          <w:sz w:val="20"/>
+          <w:szCs w:val="20"/>
+        </w:rPr>
+        <w:t>AI-Assisted Development</w:t>
       </w:r>
     </w:p>
     <w:p>
@@ -449,38 +499,6 @@
           <w:rFonts w:ascii="Arial" w:hAnsi="Arial" w:cs="Arial"/>
           <w:sz w:val="20"/>
           <w:szCs w:val="20"/>
-        </w:rPr>
-      </w:pPr>
-      <w:r>
-        <w:rPr>
-          <w:rFonts w:ascii="Arial" w:hAnsi="Arial" w:cs="Arial"/>
-          <w:b/>
-          <w:bCs/>
-          <w:sz w:val="20"/>
-          <w:szCs w:val="20"/>
-        </w:rPr>
-        <w:t>Methodologies:</w:t>
-      </w:r>
-      <w:r>
-        <w:rPr>
-          <w:rFonts w:ascii="Arial" w:hAnsi="Arial" w:cs="Arial"/>
-          <w:sz w:val="20"/>
-          <w:szCs w:val="20"/>
-        </w:rPr>
-        <w:t xml:space="preserve"> Agile workflows, mobile-first development, responsive design, CRUD architecture</w:t>
-      </w:r>
-    </w:p>
-    <w:p>
-      <w:pPr>
-        <w:pBdr>
-          <w:top w:val="single" w:sz="12" w:space="1" w:color="BFBFBF" w:themeColor="background1" w:themeShade="BF"/>
-        </w:pBdr>
-        <w:spacing w:line="276" w:lineRule="auto"/>
-        <w:rPr>
-          <w:rFonts w:ascii="Arial" w:hAnsi="Arial" w:cs="Arial"/>
-          <w:sz w:val="12"/>
-          <w:szCs w:val="12"/>
-          <w:lang w:val="en-AU"/>
         </w:rPr>
       </w:pPr>
     </w:p>
@@ -752,20 +770,6 @@
     </w:p>
     <w:p>
       <w:pPr>
-        <w:pBdr>
-          <w:top w:val="single" w:sz="12" w:space="1" w:color="BFBFBF" w:themeColor="background1" w:themeShade="BF"/>
-        </w:pBdr>
-        <w:spacing w:line="276" w:lineRule="auto"/>
-        <w:rPr>
-          <w:rFonts w:ascii="Arial" w:hAnsi="Arial" w:cs="Arial"/>
-          <w:sz w:val="12"/>
-          <w:szCs w:val="12"/>
-          <w:lang w:val="en-AU"/>
-        </w:rPr>
-      </w:pPr>
-    </w:p>
-    <w:p>
-      <w:pPr>
         <w:spacing w:after="200"/>
         <w:rPr>
           <w:rFonts w:ascii="Arial" w:hAnsi="Arial" w:cs="Arial"/>
@@ -807,8 +811,7 @@
           <w:szCs w:val="22"/>
           <w:lang w:val="en-AU"/>
         </w:rPr>
-        <w:lastRenderedPageBreak/>
-        <w:t xml:space="preserve">KEY </w:t>
+        <w:t>P</w:t>
       </w:r>
       <w:r>
         <w:rPr>
@@ -818,16 +821,6 @@
           <w:szCs w:val="22"/>
           <w:lang w:val="en-AU"/>
         </w:rPr>
-        <w:t>P</w:t>
-      </w:r>
-      <w:r>
-        <w:rPr>
-          <w:rFonts w:ascii="Arial" w:hAnsi="Arial" w:cs="Arial"/>
-          <w:b/>
-          <w:spacing w:val="60"/>
-          <w:szCs w:val="22"/>
-          <w:lang w:val="en-AU"/>
-        </w:rPr>
         <w:t>ROJECTS</w:t>
       </w:r>
     </w:p>
@@ -852,29 +845,7 @@
           <w:szCs w:val="20"/>
           <w:lang w:val="en-GB"/>
         </w:rPr>
-        <w:t>SPW Photography Studio – Progressive Web App (202</w:t>
-      </w:r>
-      <w:r>
-        <w:rPr>
-          <w:rFonts w:ascii="Arial" w:hAnsi="Arial" w:cs="Arial"/>
-          <w:b/>
-          <w:bCs/>
-          <w:sz w:val="20"/>
-          <w:szCs w:val="20"/>
-          <w:lang w:val="en-GB"/>
-        </w:rPr>
-        <w:t>2</w:t>
-      </w:r>
-      <w:r>
-        <w:rPr>
-          <w:rFonts w:ascii="Arial" w:hAnsi="Arial" w:cs="Arial"/>
-          <w:b/>
-          <w:bCs/>
-          <w:sz w:val="20"/>
-          <w:szCs w:val="20"/>
-          <w:lang w:val="en-GB"/>
-        </w:rPr>
-        <w:t>)</w:t>
+        <w:t>SPW Photography Studio – Progressive Web App</w:t>
       </w:r>
     </w:p>
     <w:p>
@@ -988,29 +959,7 @@
           <w:szCs w:val="20"/>
           <w:lang w:val="en-GB"/>
         </w:rPr>
-        <w:t>DMF Plumbing &amp; Heating – Service Web Application (202</w:t>
-      </w:r>
-      <w:r>
-        <w:rPr>
-          <w:rFonts w:ascii="Arial" w:hAnsi="Arial" w:cs="Arial"/>
-          <w:b/>
-          <w:bCs/>
-          <w:sz w:val="20"/>
-          <w:szCs w:val="20"/>
-          <w:lang w:val="en-GB"/>
-        </w:rPr>
-        <w:t>3</w:t>
-      </w:r>
-      <w:r>
-        <w:rPr>
-          <w:rFonts w:ascii="Arial" w:hAnsi="Arial" w:cs="Arial"/>
-          <w:b/>
-          <w:bCs/>
-          <w:sz w:val="20"/>
-          <w:szCs w:val="20"/>
-          <w:lang w:val="en-GB"/>
-        </w:rPr>
-        <w:t>)</w:t>
+        <w:t>DMF Plumbing &amp; Heating – Service Web Application</w:t>
       </w:r>
     </w:p>
     <w:p>
@@ -1082,7 +1031,7 @@
           <w:szCs w:val="20"/>
           <w:lang w:val="en-GB"/>
         </w:rPr>
-        <w:t>Mary Sewing Workshop – Multilingual Web App (2023)</w:t>
+        <w:t>Mary Sewing Workshop – Multilingual Web App</w:t>
       </w:r>
     </w:p>
     <w:p>
@@ -1154,29 +1103,7 @@
           <w:szCs w:val="20"/>
           <w:lang w:val="en-GB"/>
         </w:rPr>
-        <w:t>Name Day API – REST API Service (202</w:t>
-      </w:r>
-      <w:r>
-        <w:rPr>
-          <w:rFonts w:ascii="Arial" w:hAnsi="Arial" w:cs="Arial"/>
-          <w:b/>
-          <w:bCs/>
-          <w:sz w:val="20"/>
-          <w:szCs w:val="20"/>
-          <w:lang w:val="en-GB"/>
-        </w:rPr>
-        <w:t>4</w:t>
-      </w:r>
-      <w:r>
-        <w:rPr>
-          <w:rFonts w:ascii="Arial" w:hAnsi="Arial" w:cs="Arial"/>
-          <w:b/>
-          <w:bCs/>
-          <w:sz w:val="20"/>
-          <w:szCs w:val="20"/>
-          <w:lang w:val="en-GB"/>
-        </w:rPr>
-        <w:t>)</w:t>
+        <w:t>Name Day API – REST API Service</w:t>
       </w:r>
     </w:p>
     <w:p>
@@ -1248,29 +1175,7 @@
           <w:szCs w:val="20"/>
           <w:lang w:val="en-GB"/>
         </w:rPr>
-        <w:t>FSN – Form Submit Now (Contact Form Tool) (202</w:t>
-      </w:r>
-      <w:r>
-        <w:rPr>
-          <w:rFonts w:ascii="Arial" w:hAnsi="Arial" w:cs="Arial"/>
-          <w:b/>
-          <w:bCs/>
-          <w:sz w:val="20"/>
-          <w:szCs w:val="20"/>
-          <w:lang w:val="en-GB"/>
-        </w:rPr>
-        <w:t>4</w:t>
-      </w:r>
-      <w:r>
-        <w:rPr>
-          <w:rFonts w:ascii="Arial" w:hAnsi="Arial" w:cs="Arial"/>
-          <w:b/>
-          <w:bCs/>
-          <w:sz w:val="20"/>
-          <w:szCs w:val="20"/>
-          <w:lang w:val="en-GB"/>
-        </w:rPr>
-        <w:t>)</w:t>
+        <w:t>FSN – Form Submit Now (Contact Form Tool)</w:t>
       </w:r>
     </w:p>
     <w:p>
@@ -1344,39 +1249,6 @@
         </w:rPr>
         <w:t>Company Directory – Study Project</w:t>
       </w:r>
-      <w:r>
-        <w:rPr>
-          <w:rFonts w:ascii="Arial" w:hAnsi="Arial" w:cs="Arial"/>
-          <w:b/>
-          <w:bCs/>
-          <w:sz w:val="20"/>
-          <w:szCs w:val="20"/>
-          <w:lang w:val="en-GB"/>
-        </w:rPr>
-        <w:t xml:space="preserve"> (202</w:t>
-      </w:r>
-      <w:r>
-        <w:rPr>
-          <w:rFonts w:ascii="Arial" w:hAnsi="Arial" w:cs="Arial"/>
-          <w:b/>
-          <w:bCs/>
-          <w:sz w:val="20"/>
-          <w:szCs w:val="20"/>
-          <w:lang w:val="en-GB"/>
-        </w:rPr>
-        <w:t>5</w:t>
-      </w:r>
-      <w:r>
-        <w:rPr>
-          <w:rFonts w:ascii="Arial" w:hAnsi="Arial" w:cs="Arial"/>
-          <w:b/>
-          <w:bCs/>
-          <w:sz w:val="20"/>
-          <w:szCs w:val="20"/>
-          <w:lang w:val="en-GB"/>
-        </w:rPr>
-        <w:t>)</w:t>
-      </w:r>
     </w:p>
     <w:p>
       <w:pPr>
@@ -1449,39 +1321,6 @@
         </w:rPr>
         <w:t>Gazetteer – Study Project</w:t>
       </w:r>
-      <w:r>
-        <w:rPr>
-          <w:rFonts w:ascii="Arial" w:hAnsi="Arial" w:cs="Arial"/>
-          <w:b/>
-          <w:bCs/>
-          <w:sz w:val="20"/>
-          <w:szCs w:val="20"/>
-          <w:lang w:val="en-GB"/>
-        </w:rPr>
-        <w:t xml:space="preserve"> (202</w:t>
-      </w:r>
-      <w:r>
-        <w:rPr>
-          <w:rFonts w:ascii="Arial" w:hAnsi="Arial" w:cs="Arial"/>
-          <w:b/>
-          <w:bCs/>
-          <w:sz w:val="20"/>
-          <w:szCs w:val="20"/>
-          <w:lang w:val="en-GB"/>
-        </w:rPr>
-        <w:t>5</w:t>
-      </w:r>
-      <w:r>
-        <w:rPr>
-          <w:rFonts w:ascii="Arial" w:hAnsi="Arial" w:cs="Arial"/>
-          <w:b/>
-          <w:bCs/>
-          <w:sz w:val="20"/>
-          <w:szCs w:val="20"/>
-          <w:lang w:val="en-GB"/>
-        </w:rPr>
-        <w:t>)</w:t>
-      </w:r>
     </w:p>
     <w:p>
       <w:pPr>
@@ -1504,39 +1343,8 @@
           <w:szCs w:val="20"/>
           <w:lang w:val="en-GB"/>
         </w:rPr>
-        <w:t>Developed a map-based web application using multiple third-party APIs (</w:t>
-      </w:r>
-      <w:proofErr w:type="spellStart"/>
-      <w:r>
-        <w:rPr>
-          <w:rFonts w:ascii="Arial" w:hAnsi="Arial" w:cs="Arial"/>
-          <w:sz w:val="20"/>
-          <w:szCs w:val="20"/>
-          <w:lang w:val="en-GB"/>
-        </w:rPr>
-        <w:t>Geonames</w:t>
-      </w:r>
-      <w:proofErr w:type="spellEnd"/>
-      <w:r>
-        <w:rPr>
-          <w:rFonts w:ascii="Arial" w:hAnsi="Arial" w:cs="Arial"/>
-          <w:sz w:val="20"/>
-          <w:szCs w:val="20"/>
-          <w:lang w:val="en-GB"/>
-        </w:rPr>
-        <w:t xml:space="preserve">, </w:t>
-      </w:r>
-      <w:proofErr w:type="spellStart"/>
-      <w:r>
-        <w:rPr>
-          <w:rFonts w:ascii="Arial" w:hAnsi="Arial" w:cs="Arial"/>
-          <w:sz w:val="20"/>
-          <w:szCs w:val="20"/>
-          <w:lang w:val="en-GB"/>
-        </w:rPr>
-        <w:t>OpenWeather</w:t>
-      </w:r>
-      <w:proofErr w:type="spellEnd"/>
+        <w:t>Developed a map-based web application using multiple third-party APIs (Geonames, OpenWeather</w:t>
+      </w:r>
       <w:r>
         <w:rPr>
           <w:rFonts w:ascii="Arial" w:hAnsi="Arial" w:cs="Arial"/>
@@ -1582,15 +1390,12 @@
     </w:p>
     <w:p>
       <w:pPr>
-        <w:pBdr>
-          <w:top w:val="single" w:sz="12" w:space="1" w:color="BFBFBF" w:themeColor="background1" w:themeShade="BF"/>
-        </w:pBdr>
-        <w:spacing w:line="276" w:lineRule="auto"/>
-        <w:rPr>
-          <w:rFonts w:ascii="Arial" w:hAnsi="Arial" w:cs="Arial"/>
-          <w:sz w:val="12"/>
-          <w:szCs w:val="12"/>
-          <w:lang w:val="en-AU"/>
+        <w:spacing w:after="120"/>
+        <w:rPr>
+          <w:rFonts w:ascii="Arial" w:hAnsi="Arial" w:cs="Arial"/>
+          <w:sz w:val="20"/>
+          <w:szCs w:val="20"/>
+          <w:lang w:val="en-GB"/>
         </w:rPr>
       </w:pPr>
     </w:p>
@@ -1934,89 +1739,6 @@
           <w:lang w:val="en-AU"/>
         </w:rPr>
         <w:t xml:space="preserve"> (2003)</w:t>
-      </w:r>
-    </w:p>
-    <w:p>
-      <w:pPr>
-        <w:pBdr>
-          <w:top w:val="single" w:sz="12" w:space="1" w:color="BFBFBF" w:themeColor="background1" w:themeShade="BF"/>
-        </w:pBdr>
-        <w:spacing w:line="276" w:lineRule="auto"/>
-        <w:rPr>
-          <w:rFonts w:ascii="Arial" w:hAnsi="Arial" w:cs="Arial"/>
-          <w:sz w:val="12"/>
-          <w:szCs w:val="12"/>
-          <w:lang w:val="en-AU"/>
-        </w:rPr>
-      </w:pPr>
-    </w:p>
-    <w:p>
-      <w:pPr>
-        <w:spacing w:after="200"/>
-        <w:rPr>
-          <w:rFonts w:ascii="Arial" w:hAnsi="Arial" w:cs="Arial"/>
-          <w:b/>
-          <w:spacing w:val="60"/>
-          <w:szCs w:val="22"/>
-          <w:lang w:val="en-AU"/>
-        </w:rPr>
-      </w:pPr>
-      <w:r>
-        <w:rPr>
-          <w:rFonts w:ascii="Arial" w:hAnsi="Arial" w:cs="Arial"/>
-          <w:b/>
-          <w:spacing w:val="60"/>
-          <w:szCs w:val="22"/>
-          <w:lang w:val="en-AU"/>
-        </w:rPr>
-        <w:t>ADDITIONAL INFORMATION</w:t>
-      </w:r>
-    </w:p>
-    <w:p>
-      <w:pPr>
-        <w:numPr>
-          <w:ilvl w:val="0"/>
-          <w:numId w:val="3"/>
-        </w:numPr>
-        <w:spacing w:after="120"/>
-        <w:rPr>
-          <w:rFonts w:ascii="Arial" w:hAnsi="Arial" w:cs="Arial"/>
-          <w:sz w:val="20"/>
-          <w:szCs w:val="20"/>
-          <w:lang w:val="en-GB"/>
-        </w:rPr>
-      </w:pPr>
-      <w:r>
-        <w:rPr>
-          <w:rFonts w:ascii="Arial" w:hAnsi="Arial" w:cs="Arial"/>
-          <w:sz w:val="20"/>
-          <w:szCs w:val="20"/>
-          <w:lang w:val="en-GB"/>
-        </w:rPr>
-        <w:t>Eligible to work in the UK</w:t>
-      </w:r>
-    </w:p>
-    <w:p>
-      <w:pPr>
-        <w:numPr>
-          <w:ilvl w:val="0"/>
-          <w:numId w:val="3"/>
-        </w:numPr>
-        <w:spacing w:after="120"/>
-        <w:rPr>
-          <w:rFonts w:ascii="Arial" w:hAnsi="Arial" w:cs="Arial"/>
-          <w:sz w:val="20"/>
-          <w:szCs w:val="20"/>
-        </w:rPr>
-      </w:pPr>
-      <w:r>
-        <w:rPr>
-          <w:rFonts w:ascii="Arial" w:hAnsi="Arial" w:cs="Arial"/>
-          <w:sz w:val="20"/>
-          <w:szCs w:val="20"/>
-          <w:lang w:val="en-GB"/>
-        </w:rPr>
-        <w:t>Available for full-time, contract, or freelance roles</w:t>
       </w:r>
     </w:p>
     <w:sectPr>

--- a/src/assets/documents/cv/myCV_v8.docx
+++ b/src/assets/documents/cv/myCV_v8.docx
@@ -311,15 +311,33 @@
           <w:sz w:val="20"/>
           <w:szCs w:val="20"/>
         </w:rPr>
-        <w:t xml:space="preserve">Frontend: </w:t>
-      </w:r>
-      <w:r>
-        <w:rPr>
-          <w:rFonts w:ascii="Arial" w:hAnsi="Arial" w:cs="Arial"/>
-          <w:sz w:val="20"/>
-          <w:szCs w:val="20"/>
-        </w:rPr>
-        <w:t>Redux, Next.js, TypeScript, JavaScript, HTML, CSS, Sass</w:t>
+        <w:t>Frontend:</w:t>
+      </w:r>
+      <w:r>
+        <w:rPr>
+          <w:rFonts w:ascii="Arial" w:hAnsi="Arial" w:cs="Arial"/>
+          <w:b/>
+          <w:bCs/>
+          <w:sz w:val="20"/>
+          <w:szCs w:val="20"/>
+        </w:rPr>
+        <w:t xml:space="preserve"> </w:t>
+      </w:r>
+      <w:r>
+        <w:rPr>
+          <w:rFonts w:ascii="Arial" w:hAnsi="Arial" w:cs="Arial"/>
+          <w:sz w:val="20"/>
+          <w:szCs w:val="20"/>
+        </w:rPr>
+        <w:t>React, R</w:t>
+      </w:r>
+      <w:r>
+        <w:rPr>
+          <w:rFonts w:ascii="Arial" w:hAnsi="Arial" w:cs="Arial"/>
+          <w:sz w:val="20"/>
+          <w:szCs w:val="20"/>
+        </w:rPr>
+        <w:t>edux, Next.js, TypeScript, JavaScript, HTML, CSS, Sass</w:t>
       </w:r>
     </w:p>
     <w:p>

--- a/src/assets/documents/cv/myCV_v8.docx
+++ b/src/assets/documents/cv/myCV_v8.docx
@@ -373,7 +373,23 @@
           <w:sz w:val="20"/>
           <w:szCs w:val="20"/>
         </w:rPr>
-        <w:t>Node.js, Express, Python</w:t>
+        <w:t>Node.js, Express</w:t>
+      </w:r>
+      <w:r>
+        <w:rPr>
+          <w:rFonts w:ascii="Arial" w:hAnsi="Arial" w:cs="Arial"/>
+          <w:sz w:val="20"/>
+          <w:szCs w:val="20"/>
+        </w:rPr>
+        <w:t>.js</w:t>
+      </w:r>
+      <w:r>
+        <w:rPr>
+          <w:rFonts w:ascii="Arial" w:hAnsi="Arial" w:cs="Arial"/>
+          <w:sz w:val="20"/>
+          <w:szCs w:val="20"/>
+        </w:rPr>
+        <w:t>, Python</w:t>
       </w:r>
     </w:p>
     <w:p>

--- a/src/assets/documents/cv/myCV_v8.docx
+++ b/src/assets/documents/cv/myCV_v8.docx
@@ -260,7 +260,23 @@
           <w:sz w:val="20"/>
           <w:szCs w:val="20"/>
         </w:rPr>
-        <w:t>Full-Stack Developer with 3+ years of experience in application development, building scalable, mobile-first web applications and API-driven systems. Strong expertise in JavaScript, React, Node.js, and MySQL, with hands-on experience delivering maintainable code from concept to deployment. Experienced in collaborating, participating in code reviews, troubleshooting issues, and continuously learning new technologies in fast-paced environments.</w:t>
+        <w:t>Full-Stack Developer</w:t>
+      </w:r>
+      <w:r>
+        <w:rPr>
+          <w:rFonts w:ascii="Arial" w:hAnsi="Arial" w:cs="Arial"/>
+          <w:sz w:val="20"/>
+          <w:szCs w:val="20"/>
+        </w:rPr>
+        <w:t xml:space="preserve">, </w:t>
+      </w:r>
+      <w:r>
+        <w:rPr>
+          <w:rFonts w:ascii="Arial" w:hAnsi="Arial" w:cs="Arial"/>
+          <w:sz w:val="20"/>
+          <w:szCs w:val="20"/>
+        </w:rPr>
+        <w:t>experience in application development, building scalable, mobile-first web applications and API-driven systems. Strong expertise in JavaScript, React, Node.js, with hands-on experience delivering maintainable code from concept to deployment. Experienced in collaborating, participating in code reviews, troubleshooting issues, and continuously learning new technologies.</w:t>
       </w:r>
     </w:p>
     <w:p>
@@ -845,6 +861,7 @@
           <w:szCs w:val="22"/>
           <w:lang w:val="en-AU"/>
         </w:rPr>
+        <w:lastRenderedPageBreak/>
         <w:t>P</w:t>
       </w:r>
       <w:r>

--- a/src/assets/documents/cv/myCV_v8.docx
+++ b/src/assets/documents/cv/myCV_v8.docx
@@ -896,7 +896,7 @@
           <w:szCs w:val="20"/>
           <w:lang w:val="en-GB"/>
         </w:rPr>
-        <w:t>SPW Photography Studio – Progressive Web App</w:t>
+        <w:t>Real-Time Lorry Tracking System – Full-Stack Web Application (In Progress)</w:t>
       </w:r>
     </w:p>
     <w:p>
@@ -920,7 +920,7 @@
           <w:szCs w:val="20"/>
           <w:lang w:val="en-GB"/>
         </w:rPr>
-        <w:t>Built a fully responsive Progressive Web App using React, Node.js, and Sass.</w:t>
+        <w:t>Designing and developing a real-time vehicle tracking system to monitor lorries from check-in to check-out on a busy production site.</w:t>
       </w:r>
     </w:p>
     <w:p>
@@ -944,7 +944,7 @@
           <w:szCs w:val="20"/>
           <w:lang w:val="en-GB"/>
         </w:rPr>
-        <w:t>Implemented dynamic image galleries, service pages, testimonials, and session-booking contact form.</w:t>
+        <w:t>Implementing status-based workflow tracking (waiting, loading, completed) with timestamp logging and role-based access control.</w:t>
       </w:r>
     </w:p>
     <w:p>
@@ -968,6 +968,150 @@
           <w:szCs w:val="20"/>
           <w:lang w:val="en-GB"/>
         </w:rPr>
+        <w:t>Building alert functionality to monitor two-hour turnaround compliance and reduce operational delays.</w:t>
+      </w:r>
+    </w:p>
+    <w:p>
+      <w:pPr>
+        <w:numPr>
+          <w:ilvl w:val="0"/>
+          <w:numId w:val="4"/>
+        </w:numPr>
+        <w:spacing w:after="120"/>
+        <w:rPr>
+          <w:rFonts w:ascii="Arial" w:hAnsi="Arial" w:cs="Arial"/>
+          <w:sz w:val="20"/>
+          <w:szCs w:val="20"/>
+          <w:lang w:val="en-GB"/>
+        </w:rPr>
+      </w:pPr>
+      <w:r>
+        <w:rPr>
+          <w:rFonts w:ascii="Arial" w:hAnsi="Arial" w:cs="Arial"/>
+          <w:sz w:val="20"/>
+          <w:szCs w:val="20"/>
+          <w:lang w:val="en-GB"/>
+        </w:rPr>
+        <w:t>Providing reporting, statistics, and historical data to improve visibility and decision-making.</w:t>
+      </w:r>
+    </w:p>
+    <w:p>
+      <w:pPr>
+        <w:numPr>
+          <w:ilvl w:val="0"/>
+          <w:numId w:val="4"/>
+        </w:numPr>
+        <w:spacing w:after="120"/>
+        <w:rPr>
+          <w:rFonts w:ascii="Arial" w:hAnsi="Arial" w:cs="Arial"/>
+          <w:sz w:val="20"/>
+          <w:szCs w:val="20"/>
+          <w:lang w:val="en-GB"/>
+        </w:rPr>
+      </w:pPr>
+      <w:r>
+        <w:rPr>
+          <w:rFonts w:ascii="Arial" w:hAnsi="Arial" w:cs="Arial"/>
+          <w:sz w:val="20"/>
+          <w:szCs w:val="20"/>
+          <w:lang w:val="en-GB"/>
+        </w:rPr>
+        <w:t>Focused on solving a real operational problem by reducing manual updates and improving on-site communication.</w:t>
+      </w:r>
+    </w:p>
+    <w:p>
+      <w:pPr>
+        <w:spacing w:after="120"/>
+        <w:rPr>
+          <w:rFonts w:ascii="Arial" w:hAnsi="Arial" w:cs="Arial"/>
+          <w:b/>
+          <w:bCs/>
+          <w:sz w:val="20"/>
+          <w:szCs w:val="20"/>
+          <w:lang w:val="en-GB"/>
+        </w:rPr>
+      </w:pPr>
+      <w:r>
+        <w:rPr>
+          <w:rFonts w:ascii="Arial" w:hAnsi="Arial" w:cs="Arial"/>
+          <w:b/>
+          <w:bCs/>
+          <w:sz w:val="20"/>
+          <w:szCs w:val="20"/>
+          <w:lang w:val="en-GB"/>
+        </w:rPr>
+        <w:t>SPW Photography Studio – Progressive Web App</w:t>
+      </w:r>
+    </w:p>
+    <w:p>
+      <w:pPr>
+        <w:numPr>
+          <w:ilvl w:val="0"/>
+          <w:numId w:val="4"/>
+        </w:numPr>
+        <w:spacing w:after="120"/>
+        <w:rPr>
+          <w:rFonts w:ascii="Arial" w:hAnsi="Arial" w:cs="Arial"/>
+          <w:sz w:val="20"/>
+          <w:szCs w:val="20"/>
+          <w:lang w:val="en-GB"/>
+        </w:rPr>
+      </w:pPr>
+      <w:r>
+        <w:rPr>
+          <w:rFonts w:ascii="Arial" w:hAnsi="Arial" w:cs="Arial"/>
+          <w:sz w:val="20"/>
+          <w:szCs w:val="20"/>
+          <w:lang w:val="en-GB"/>
+        </w:rPr>
+        <w:t>Built a fully responsive Progressive Web App using React, Node.js, and Sass.</w:t>
+      </w:r>
+    </w:p>
+    <w:p>
+      <w:pPr>
+        <w:numPr>
+          <w:ilvl w:val="0"/>
+          <w:numId w:val="4"/>
+        </w:numPr>
+        <w:spacing w:after="120"/>
+        <w:rPr>
+          <w:rFonts w:ascii="Arial" w:hAnsi="Arial" w:cs="Arial"/>
+          <w:sz w:val="20"/>
+          <w:szCs w:val="20"/>
+          <w:lang w:val="en-GB"/>
+        </w:rPr>
+      </w:pPr>
+      <w:r>
+        <w:rPr>
+          <w:rFonts w:ascii="Arial" w:hAnsi="Arial" w:cs="Arial"/>
+          <w:sz w:val="20"/>
+          <w:szCs w:val="20"/>
+          <w:lang w:val="en-GB"/>
+        </w:rPr>
+        <w:t>Implemented dynamic image galleries, service pages, testimonials, and session-booking contact form.</w:t>
+      </w:r>
+    </w:p>
+    <w:p>
+      <w:pPr>
+        <w:numPr>
+          <w:ilvl w:val="0"/>
+          <w:numId w:val="4"/>
+        </w:numPr>
+        <w:spacing w:after="120"/>
+        <w:rPr>
+          <w:rFonts w:ascii="Arial" w:hAnsi="Arial" w:cs="Arial"/>
+          <w:sz w:val="20"/>
+          <w:szCs w:val="20"/>
+          <w:lang w:val="en-GB"/>
+        </w:rPr>
+      </w:pPr>
+      <w:r>
+        <w:rPr>
+          <w:rFonts w:ascii="Arial" w:hAnsi="Arial" w:cs="Arial"/>
+          <w:sz w:val="20"/>
+          <w:szCs w:val="20"/>
+          <w:lang w:val="en-GB"/>
+        </w:rPr>
         <w:t>Optimised performance for fast loading</w:t>
       </w:r>
       <w:r>
@@ -1394,8 +1538,39 @@
           <w:szCs w:val="20"/>
           <w:lang w:val="en-GB"/>
         </w:rPr>
-        <w:t>Developed a map-based web application using multiple third-party APIs (Geonames, OpenWeather</w:t>
-      </w:r>
+        <w:t>Developed a map-based web application using multiple third-party APIs (</w:t>
+      </w:r>
+      <w:proofErr w:type="spellStart"/>
+      <w:r>
+        <w:rPr>
+          <w:rFonts w:ascii="Arial" w:hAnsi="Arial" w:cs="Arial"/>
+          <w:sz w:val="20"/>
+          <w:szCs w:val="20"/>
+          <w:lang w:val="en-GB"/>
+        </w:rPr>
+        <w:t>Geonames</w:t>
+      </w:r>
+      <w:proofErr w:type="spellEnd"/>
+      <w:r>
+        <w:rPr>
+          <w:rFonts w:ascii="Arial" w:hAnsi="Arial" w:cs="Arial"/>
+          <w:sz w:val="20"/>
+          <w:szCs w:val="20"/>
+          <w:lang w:val="en-GB"/>
+        </w:rPr>
+        <w:t xml:space="preserve">, </w:t>
+      </w:r>
+      <w:proofErr w:type="spellStart"/>
+      <w:r>
+        <w:rPr>
+          <w:rFonts w:ascii="Arial" w:hAnsi="Arial" w:cs="Arial"/>
+          <w:sz w:val="20"/>
+          <w:szCs w:val="20"/>
+          <w:lang w:val="en-GB"/>
+        </w:rPr>
+        <w:t>OpenWeather</w:t>
+      </w:r>
+      <w:proofErr w:type="spellEnd"/>
       <w:r>
         <w:rPr>
           <w:rFonts w:ascii="Arial" w:hAnsi="Arial" w:cs="Arial"/>
@@ -1452,6 +1627,17 @@
     </w:p>
     <w:p>
       <w:pPr>
+        <w:spacing w:after="120"/>
+        <w:rPr>
+          <w:rFonts w:ascii="Arial" w:hAnsi="Arial" w:cs="Arial"/>
+          <w:sz w:val="20"/>
+          <w:szCs w:val="20"/>
+          <w:lang w:val="en-GB"/>
+        </w:rPr>
+      </w:pPr>
+    </w:p>
+    <w:p>
+      <w:pPr>
         <w:spacing w:after="200"/>
         <w:rPr>
           <w:rFonts w:ascii="Arial" w:hAnsi="Arial" w:cs="Arial"/>
@@ -1469,6 +1655,7 @@
           <w:szCs w:val="22"/>
           <w:lang w:val="en-AU"/>
         </w:rPr>
+        <w:lastRenderedPageBreak/>
         <w:t>ED</w:t>
       </w:r>
       <w:r>
@@ -4022,7 +4209,6 @@
   <w:style w:type="character" w:default="1" w:styleId="DefaultParagraphFont">
     <w:name w:val="Default Paragraph Font"/>
     <w:uiPriority w:val="1"/>
-    <w:semiHidden/>
     <w:unhideWhenUsed/>
   </w:style>
   <w:style w:type="table" w:default="1" w:styleId="TableNormal">

--- a/src/assets/documents/cv/myCV_v8.docx
+++ b/src/assets/documents/cv/myCV_v8.docx
@@ -59,7 +59,47 @@
           <w:b/>
           <w:bCs/>
         </w:rPr>
-        <w:t>React &amp; Node.js</w:t>
+        <w:t xml:space="preserve">React </w:t>
+      </w:r>
+      <w:r>
+        <w:rPr>
+          <w:rFonts w:ascii="Arial" w:hAnsi="Arial" w:cs="Arial"/>
+          <w:b/>
+          <w:bCs/>
+        </w:rPr>
+        <w:t xml:space="preserve">| </w:t>
+      </w:r>
+      <w:r>
+        <w:rPr>
+          <w:rFonts w:ascii="Arial" w:hAnsi="Arial" w:cs="Arial"/>
+          <w:b/>
+          <w:bCs/>
+        </w:rPr>
+        <w:t>Next.js</w:t>
+      </w:r>
+      <w:r>
+        <w:rPr>
+          <w:rFonts w:ascii="Arial" w:hAnsi="Arial" w:cs="Arial"/>
+          <w:b/>
+          <w:bCs/>
+        </w:rPr>
+        <w:t xml:space="preserve"> |</w:t>
+      </w:r>
+      <w:r>
+        <w:rPr>
+          <w:rFonts w:ascii="Arial" w:hAnsi="Arial" w:cs="Arial"/>
+          <w:b/>
+          <w:bCs/>
+        </w:rPr>
+        <w:t xml:space="preserve"> Node.js</w:t>
+      </w:r>
+      <w:r>
+        <w:rPr>
+          <w:rFonts w:ascii="Arial" w:hAnsi="Arial" w:cs="Arial"/>
+          <w:b/>
+          <w:bCs/>
+        </w:rPr>
+        <w:t xml:space="preserve"> | TypeScript</w:t>
       </w:r>
     </w:p>
     <w:p>
@@ -4209,6 +4249,7 @@
   <w:style w:type="character" w:default="1" w:styleId="DefaultParagraphFont">
     <w:name w:val="Default Paragraph Font"/>
     <w:uiPriority w:val="1"/>
+    <w:semiHidden/>
     <w:unhideWhenUsed/>
   </w:style>
   <w:style w:type="table" w:default="1" w:styleId="TableNormal">

--- a/src/assets/documents/cv/myCV_v8.docx
+++ b/src/assets/documents/cv/myCV_v8.docx
@@ -67,23 +67,7 @@
           <w:b/>
           <w:bCs/>
         </w:rPr>
-        <w:t xml:space="preserve">| </w:t>
-      </w:r>
-      <w:r>
-        <w:rPr>
-          <w:rFonts w:ascii="Arial" w:hAnsi="Arial" w:cs="Arial"/>
-          <w:b/>
-          <w:bCs/>
-        </w:rPr>
-        <w:t>Next.js</w:t>
-      </w:r>
-      <w:r>
-        <w:rPr>
-          <w:rFonts w:ascii="Arial" w:hAnsi="Arial" w:cs="Arial"/>
-          <w:b/>
-          <w:bCs/>
-        </w:rPr>
-        <w:t xml:space="preserve"> |</w:t>
+        <w:t>| Next.js |</w:t>
       </w:r>
       <w:r>
         <w:rPr>
@@ -164,46 +148,9 @@
           <w:sz w:val="20"/>
           <w:szCs w:val="20"/>
         </w:rPr>
-        <w:t>LinkedIn:</w:t>
-      </w:r>
-      <w:r>
-        <w:rPr>
-          <w:rFonts w:ascii="Arial" w:hAnsi="Arial" w:cs="Arial"/>
-          <w:sz w:val="20"/>
-          <w:szCs w:val="20"/>
-        </w:rPr>
-        <w:t xml:space="preserve"> </w:t>
+        <w:t xml:space="preserve">GitHub: </w:t>
       </w:r>
       <w:hyperlink r:id="rId7" w:history="1">
-        <w:r>
-          <w:rPr>
-            <w:rStyle w:val="Hyperlink"/>
-            <w:rFonts w:ascii="Arial" w:hAnsi="Arial" w:cs="Arial"/>
-            <w:sz w:val="20"/>
-            <w:szCs w:val="20"/>
-          </w:rPr>
-          <w:t>https://www.linkedin.com/in/karoly-hornyak</w:t>
-        </w:r>
-      </w:hyperlink>
-    </w:p>
-    <w:p>
-      <w:pPr>
-        <w:spacing w:before="120"/>
-        <w:rPr>
-          <w:rFonts w:ascii="Arial" w:hAnsi="Arial" w:cs="Arial"/>
-          <w:sz w:val="20"/>
-          <w:szCs w:val="20"/>
-        </w:rPr>
-      </w:pPr>
-      <w:r>
-        <w:rPr>
-          <w:rFonts w:ascii="Arial" w:hAnsi="Arial" w:cs="Arial"/>
-          <w:sz w:val="20"/>
-          <w:szCs w:val="20"/>
-        </w:rPr>
-        <w:t xml:space="preserve">GitHub: </w:t>
-      </w:r>
-      <w:hyperlink r:id="rId8" w:history="1">
         <w:r>
           <w:rPr>
             <w:rStyle w:val="Hyperlink"/>
@@ -232,7 +179,7 @@
         </w:rPr>
         <w:t xml:space="preserve">Portfolio: </w:t>
       </w:r>
-      <w:hyperlink r:id="rId9" w:history="1">
+      <w:hyperlink r:id="rId8" w:history="1">
         <w:r>
           <w:rPr>
             <w:rStyle w:val="Hyperlink"/>
@@ -300,23 +247,7 @@
           <w:sz w:val="20"/>
           <w:szCs w:val="20"/>
         </w:rPr>
-        <w:t>Full-Stack Developer</w:t>
-      </w:r>
-      <w:r>
-        <w:rPr>
-          <w:rFonts w:ascii="Arial" w:hAnsi="Arial" w:cs="Arial"/>
-          <w:sz w:val="20"/>
-          <w:szCs w:val="20"/>
-        </w:rPr>
-        <w:t xml:space="preserve">, </w:t>
-      </w:r>
-      <w:r>
-        <w:rPr>
-          <w:rFonts w:ascii="Arial" w:hAnsi="Arial" w:cs="Arial"/>
-          <w:sz w:val="20"/>
-          <w:szCs w:val="20"/>
-        </w:rPr>
-        <w:t>experience in application development, building scalable, mobile-first web applications and API-driven systems. Strong expertise in JavaScript, React, Node.js, with hands-on experience delivering maintainable code from concept to deployment. Experienced in collaborating, participating in code reviews, troubleshooting issues, and continuously learning new technologies.</w:t>
+        <w:t>Full-Stack Developer with experience building scalable, mobile-first web applications and API-driven systems. Proficient in JavaScript, TypeScript, React, and Node.js, with a strong focus on writing clean, maintainable code and delivering end-to-end solutions. Experienced in collaborating with clients, contributing to code reviews, and resolving technical issues in fast-paced environments.</w:t>
       </w:r>
     </w:p>
     <w:p>
@@ -615,11 +546,9 @@
     </w:p>
     <w:p>
       <w:pPr>
-        <w:spacing w:after="120"/>
-        <w:rPr>
-          <w:rFonts w:ascii="Arial" w:hAnsi="Arial" w:cs="Arial"/>
-          <w:b/>
-          <w:bCs/>
+        <w:spacing w:after="200"/>
+        <w:rPr>
+          <w:rFonts w:ascii="Arial" w:hAnsi="Arial" w:cs="Arial"/>
           <w:sz w:val="20"/>
           <w:szCs w:val="20"/>
           <w:lang w:val="en-GB"/>
@@ -645,40 +574,16 @@
           <w:szCs w:val="20"/>
           <w:lang w:val="en-GB"/>
         </w:rPr>
-        <w:t xml:space="preserve"> </w:t>
-      </w:r>
-      <w:r>
-        <w:rPr>
-          <w:rFonts w:ascii="Arial" w:hAnsi="Arial" w:cs="Arial"/>
-          <w:b/>
-          <w:bCs/>
-          <w:sz w:val="20"/>
-          <w:szCs w:val="20"/>
-          <w:lang w:val="en-GB"/>
-        </w:rPr>
-        <w:t>Self-Employed / Contract</w:t>
-      </w:r>
-      <w:r>
-        <w:rPr>
-          <w:rFonts w:ascii="Arial" w:hAnsi="Arial" w:cs="Arial"/>
-          <w:b/>
-          <w:bCs/>
-          <w:sz w:val="20"/>
-          <w:szCs w:val="20"/>
-          <w:lang w:val="en-GB"/>
-        </w:rPr>
-        <w:t xml:space="preserve"> </w:t>
-      </w:r>
-      <w:r>
-        <w:rPr>
-          <w:rFonts w:ascii="Arial" w:hAnsi="Arial" w:cs="Arial"/>
-          <w:b/>
-          <w:bCs/>
-          <w:sz w:val="20"/>
-          <w:szCs w:val="20"/>
-          <w:lang w:val="en-GB"/>
-        </w:rPr>
-        <w:t>2022 - 2025</w:t>
+        <w:br/>
+      </w:r>
+      <w:r>
+        <w:rPr>
+          <w:rFonts w:ascii="Arial" w:hAnsi="Arial" w:cs="Arial"/>
+          <w:sz w:val="20"/>
+          <w:szCs w:val="20"/>
+          <w:lang w:val="en-GB"/>
+        </w:rPr>
+        <w:t>Self-Employed / Contract | 2022 – 2025</w:t>
       </w:r>
     </w:p>
     <w:p>
@@ -702,7 +607,7 @@
           <w:szCs w:val="20"/>
           <w:lang w:val="en-GB"/>
         </w:rPr>
-        <w:t>Designed, developed, and deployed scalable full-stack web applications using React, Node.js, PHP, and SQL-based databases.</w:t>
+        <w:t xml:space="preserve">Designed, developed, and deployed scalable full-stack web applications using React, Next.js, TypeScript, Node.js, and Express.js. </w:t>
       </w:r>
     </w:p>
     <w:p>
@@ -726,7 +631,7 @@
           <w:szCs w:val="20"/>
           <w:lang w:val="en-GB"/>
         </w:rPr>
-        <w:t>Built mobile-first, responsive user interfaces with HTML, CSS, Sass, and Bootstrap, ensuring cross-browser compatibility.</w:t>
+        <w:t xml:space="preserve">Built responsive, mobile-first user interfaces using HTML, CSS, and Sass, ensuring cross-browser compatibility and performance. </w:t>
       </w:r>
     </w:p>
     <w:p>
@@ -750,7 +655,7 @@
           <w:szCs w:val="20"/>
           <w:lang w:val="en-GB"/>
         </w:rPr>
-        <w:t>Developed RESTful APIs and integrated third-party services to enhance application functionality and automate workflows.</w:t>
+        <w:t xml:space="preserve">Managed global state and complex UI interactions using Redux in data-driven applications. </w:t>
       </w:r>
     </w:p>
     <w:p>
@@ -774,7 +679,7 @@
           <w:szCs w:val="20"/>
           <w:lang w:val="en-GB"/>
         </w:rPr>
-        <w:t>Translated client and stakeholder requirements into secure, maintainable, and high-performance solutions.</w:t>
+        <w:t xml:space="preserve">Developed RESTful APIs and backend services, integrating PostgreSQL and MongoDB for efficient data storage and retrieval. </w:t>
       </w:r>
     </w:p>
     <w:p>
@@ -798,7 +703,7 @@
           <w:szCs w:val="20"/>
           <w:lang w:val="en-GB"/>
         </w:rPr>
-        <w:t>Managed projects end-to-end, from architecture and development to deployment and maintenance.</w:t>
+        <w:t xml:space="preserve">Implemented backend features and scripting using Node.js and Python where appropriate. </w:t>
       </w:r>
     </w:p>
     <w:p>
@@ -822,7 +727,7 @@
           <w:szCs w:val="20"/>
           <w:lang w:val="en-GB"/>
         </w:rPr>
-        <w:t>Delivered multiple projects on time and within budget while maintaining high client satisfaction.</w:t>
+        <w:t xml:space="preserve">Set up version control and automated workflows using Git, GitHub, and GitHub Actions (CI/CD) to streamline development and deployment. </w:t>
       </w:r>
     </w:p>
     <w:p>
@@ -846,97 +751,7 @@
           <w:szCs w:val="20"/>
           <w:lang w:val="en-GB"/>
         </w:rPr>
-        <w:t>Collaborated with clients incorporating feedback through iterative development</w:t>
-      </w:r>
-      <w:r>
-        <w:rPr>
-          <w:rFonts w:ascii="Arial" w:hAnsi="Arial" w:cs="Arial"/>
-          <w:sz w:val="20"/>
-          <w:szCs w:val="20"/>
-          <w:lang w:val="en-GB"/>
-        </w:rPr>
-        <w:t>.</w:t>
-      </w:r>
-    </w:p>
-    <w:p>
-      <w:pPr>
-        <w:spacing w:after="200"/>
-        <w:rPr>
-          <w:rFonts w:ascii="Arial" w:hAnsi="Arial" w:cs="Arial"/>
-          <w:b/>
-          <w:spacing w:val="60"/>
-          <w:szCs w:val="22"/>
-          <w:lang w:val="en-AU"/>
-        </w:rPr>
-      </w:pPr>
-    </w:p>
-    <w:p>
-      <w:pPr>
-        <w:spacing w:after="200"/>
-        <w:rPr>
-          <w:rFonts w:ascii="Arial" w:hAnsi="Arial" w:cs="Arial"/>
-          <w:b/>
-          <w:spacing w:val="60"/>
-          <w:szCs w:val="22"/>
-          <w:lang w:val="en-AU"/>
-        </w:rPr>
-      </w:pPr>
-    </w:p>
-    <w:p>
-      <w:pPr>
-        <w:spacing w:after="200"/>
-        <w:rPr>
-          <w:rFonts w:ascii="Arial" w:hAnsi="Arial" w:cs="Arial"/>
-          <w:b/>
-          <w:spacing w:val="60"/>
-          <w:szCs w:val="22"/>
-          <w:lang w:val="en-AU"/>
-        </w:rPr>
-      </w:pPr>
-      <w:r>
-        <w:rPr>
-          <w:rFonts w:ascii="Arial" w:hAnsi="Arial" w:cs="Arial"/>
-          <w:b/>
-          <w:spacing w:val="60"/>
-          <w:szCs w:val="22"/>
-          <w:lang w:val="en-AU"/>
-        </w:rPr>
-        <w:lastRenderedPageBreak/>
-        <w:t>P</w:t>
-      </w:r>
-      <w:r>
-        <w:rPr>
-          <w:rFonts w:ascii="Arial" w:hAnsi="Arial" w:cs="Arial"/>
-          <w:b/>
-          <w:spacing w:val="60"/>
-          <w:szCs w:val="22"/>
-          <w:lang w:val="en-AU"/>
-        </w:rPr>
-        <w:t>ROJECTS</w:t>
-      </w:r>
-    </w:p>
-    <w:p>
-      <w:pPr>
-        <w:spacing w:after="120"/>
-        <w:rPr>
-          <w:rFonts w:ascii="Arial" w:hAnsi="Arial" w:cs="Arial"/>
-          <w:b/>
-          <w:bCs/>
-          <w:sz w:val="20"/>
-          <w:szCs w:val="20"/>
-          <w:lang w:val="en-GB"/>
-        </w:rPr>
-      </w:pPr>
-      <w:r>
-        <w:rPr>
-          <w:rFonts w:ascii="Arial" w:hAnsi="Arial" w:cs="Arial"/>
-          <w:b/>
-          <w:bCs/>
-          <w:sz w:val="20"/>
-          <w:szCs w:val="20"/>
-          <w:lang w:val="en-GB"/>
-        </w:rPr>
-        <w:t>Real-Time Lorry Tracking System – Full-Stack Web Application (In Progress)</w:t>
+        <w:t xml:space="preserve">Translated client requirements into secure, maintainable, and high-performance solutions through iterative development. </w:t>
       </w:r>
     </w:p>
     <w:p>
@@ -960,7 +775,120 @@
           <w:szCs w:val="20"/>
           <w:lang w:val="en-GB"/>
         </w:rPr>
-        <w:t>Designing and developing a real-time vehicle tracking system to monitor lorries from check-in to check-out on a busy production site.</w:t>
+        <w:t>Managed projects end-to-end, from system design and development to deployment and ongoing maintenance.</w:t>
+      </w:r>
+    </w:p>
+    <w:p>
+      <w:pPr>
+        <w:spacing w:after="200"/>
+        <w:rPr>
+          <w:rFonts w:ascii="Arial" w:hAnsi="Arial" w:cs="Arial"/>
+          <w:b/>
+          <w:spacing w:val="60"/>
+          <w:szCs w:val="22"/>
+          <w:lang w:val="en-AU"/>
+        </w:rPr>
+      </w:pPr>
+    </w:p>
+    <w:p>
+      <w:pPr>
+        <w:spacing w:after="200"/>
+        <w:rPr>
+          <w:rFonts w:ascii="Arial" w:hAnsi="Arial" w:cs="Arial"/>
+          <w:b/>
+          <w:spacing w:val="60"/>
+          <w:szCs w:val="22"/>
+          <w:lang w:val="en-AU"/>
+        </w:rPr>
+      </w:pPr>
+      <w:r>
+        <w:rPr>
+          <w:rFonts w:ascii="Arial" w:hAnsi="Arial" w:cs="Arial"/>
+          <w:b/>
+          <w:spacing w:val="60"/>
+          <w:szCs w:val="22"/>
+          <w:lang w:val="en-AU"/>
+        </w:rPr>
+        <w:lastRenderedPageBreak/>
+        <w:t>P</w:t>
+      </w:r>
+      <w:r>
+        <w:rPr>
+          <w:rFonts w:ascii="Arial" w:hAnsi="Arial" w:cs="Arial"/>
+          <w:b/>
+          <w:spacing w:val="60"/>
+          <w:szCs w:val="22"/>
+          <w:lang w:val="en-AU"/>
+        </w:rPr>
+        <w:t>ROJECTS</w:t>
+      </w:r>
+    </w:p>
+    <w:p>
+      <w:pPr>
+        <w:spacing w:after="120"/>
+        <w:rPr>
+          <w:rFonts w:ascii="Arial" w:hAnsi="Arial" w:cs="Arial"/>
+          <w:b/>
+          <w:bCs/>
+          <w:sz w:val="20"/>
+          <w:szCs w:val="20"/>
+          <w:lang w:val="en-GB"/>
+        </w:rPr>
+      </w:pPr>
+      <w:r>
+        <w:rPr>
+          <w:rFonts w:ascii="Arial" w:hAnsi="Arial" w:cs="Arial"/>
+          <w:b/>
+          <w:bCs/>
+          <w:sz w:val="20"/>
+          <w:szCs w:val="20"/>
+          <w:lang w:val="en-GB"/>
+        </w:rPr>
+        <w:t xml:space="preserve">Real-Time </w:t>
+      </w:r>
+      <w:r>
+        <w:rPr>
+          <w:rFonts w:ascii="Arial" w:hAnsi="Arial" w:cs="Arial"/>
+          <w:b/>
+          <w:bCs/>
+          <w:sz w:val="20"/>
+          <w:szCs w:val="20"/>
+          <w:lang w:val="en-GB"/>
+        </w:rPr>
+        <w:t>Collection</w:t>
+      </w:r>
+      <w:r>
+        <w:rPr>
+          <w:rFonts w:ascii="Arial" w:hAnsi="Arial" w:cs="Arial"/>
+          <w:b/>
+          <w:bCs/>
+          <w:sz w:val="20"/>
+          <w:szCs w:val="20"/>
+          <w:lang w:val="en-GB"/>
+        </w:rPr>
+        <w:t xml:space="preserve"> Tracking System – Full-Stack Web Application (</w:t>
+      </w:r>
+      <w:r>
+        <w:rPr>
+          <w:rFonts w:ascii="Arial" w:hAnsi="Arial" w:cs="Arial"/>
+          <w:b/>
+          <w:bCs/>
+          <w:sz w:val="20"/>
+          <w:szCs w:val="20"/>
+          <w:lang w:val="en-GB"/>
+        </w:rPr>
+        <w:t>actively being developed</w:t>
+      </w:r>
+      <w:r>
+        <w:rPr>
+          <w:rFonts w:ascii="Arial" w:hAnsi="Arial" w:cs="Arial"/>
+          <w:b/>
+          <w:bCs/>
+          <w:sz w:val="20"/>
+          <w:szCs w:val="20"/>
+          <w:lang w:val="en-GB"/>
+        </w:rPr>
+        <w:t>)</w:t>
       </w:r>
     </w:p>
     <w:p>
@@ -984,7 +912,7 @@
           <w:szCs w:val="20"/>
           <w:lang w:val="en-GB"/>
         </w:rPr>
-        <w:t>Implementing status-based workflow tracking (waiting, loading, completed) with timestamp logging and role-based access control.</w:t>
+        <w:t xml:space="preserve">Designing and developing a real-time vehicle tracking system to monitor lorries from check-in through loading to final check-out in a high-volume production environment. </w:t>
       </w:r>
     </w:p>
     <w:p>
@@ -1008,7 +936,7 @@
           <w:szCs w:val="20"/>
           <w:lang w:val="en-GB"/>
         </w:rPr>
-        <w:t>Building alert functionality to monitor two-hour turnaround compliance and reduce operational delays.</w:t>
+        <w:t xml:space="preserve">Implementing a status-driven workflow with timestamp logging to improve process visibility. </w:t>
       </w:r>
     </w:p>
     <w:p>
@@ -1032,7 +960,7 @@
           <w:szCs w:val="20"/>
           <w:lang w:val="en-GB"/>
         </w:rPr>
-        <w:t>Providing reporting, statistics, and historical data to improve visibility and decision-making.</w:t>
+        <w:t xml:space="preserve">Developing role-based access control and automated alerts to track turnaround targets and reduce delays. </w:t>
       </w:r>
     </w:p>
     <w:p>
@@ -1056,31 +984,7 @@
           <w:szCs w:val="20"/>
           <w:lang w:val="en-GB"/>
         </w:rPr>
-        <w:t>Focused on solving a real operational problem by reducing manual updates and improving on-site communication.</w:t>
-      </w:r>
-    </w:p>
-    <w:p>
-      <w:pPr>
-        <w:spacing w:after="120"/>
-        <w:rPr>
-          <w:rFonts w:ascii="Arial" w:hAnsi="Arial" w:cs="Arial"/>
-          <w:b/>
-          <w:bCs/>
-          <w:sz w:val="20"/>
-          <w:szCs w:val="20"/>
-          <w:lang w:val="en-GB"/>
-        </w:rPr>
-      </w:pPr>
-      <w:r>
-        <w:rPr>
-          <w:rFonts w:ascii="Arial" w:hAnsi="Arial" w:cs="Arial"/>
-          <w:b/>
-          <w:bCs/>
-          <w:sz w:val="20"/>
-          <w:szCs w:val="20"/>
-          <w:lang w:val="en-GB"/>
-        </w:rPr>
-        <w:t>SPW Photography Studio – Progressive Web App</w:t>
+        <w:t>Creating reporting and historical data features to support operational decision-making.</w:t>
       </w:r>
     </w:p>
     <w:p>
@@ -1100,11 +1004,66 @@
       <w:r>
         <w:rPr>
           <w:rFonts w:ascii="Arial" w:hAnsi="Arial" w:cs="Arial"/>
-          <w:sz w:val="20"/>
-          <w:szCs w:val="20"/>
-          <w:lang w:val="en-GB"/>
-        </w:rPr>
-        <w:t>Built a fully responsive Progressive Web App using React, Node.js, and Sass.</w:t>
+          <w:b/>
+          <w:bCs/>
+          <w:sz w:val="20"/>
+          <w:szCs w:val="20"/>
+          <w:lang w:val="en-GB"/>
+        </w:rPr>
+        <w:t>Tech Stack:</w:t>
+      </w:r>
+      <w:r>
+        <w:rPr>
+          <w:rFonts w:ascii="Arial" w:hAnsi="Arial" w:cs="Arial"/>
+          <w:sz w:val="20"/>
+          <w:szCs w:val="20"/>
+          <w:lang w:val="en-GB"/>
+        </w:rPr>
+        <w:t xml:space="preserve"> React; TypeScript; Node.js; Express; PostgreSQL; REST API; Git</w:t>
+      </w:r>
+      <w:r>
+        <w:rPr>
+          <w:rFonts w:ascii="Arial" w:hAnsi="Arial" w:cs="Arial"/>
+          <w:sz w:val="20"/>
+          <w:szCs w:val="20"/>
+          <w:lang w:val="en-GB"/>
+        </w:rPr>
+        <w:t xml:space="preserve"> </w:t>
+      </w:r>
+    </w:p>
+    <w:p>
+      <w:pPr>
+        <w:spacing w:after="120"/>
+        <w:rPr>
+          <w:rFonts w:ascii="Arial" w:hAnsi="Arial" w:cs="Arial"/>
+          <w:b/>
+          <w:bCs/>
+          <w:sz w:val="20"/>
+          <w:szCs w:val="20"/>
+          <w:lang w:val="en-GB"/>
+        </w:rPr>
+      </w:pPr>
+      <w:r>
+        <w:rPr>
+          <w:rFonts w:ascii="Arial" w:hAnsi="Arial" w:cs="Arial"/>
+          <w:b/>
+          <w:bCs/>
+          <w:sz w:val="20"/>
+          <w:szCs w:val="20"/>
+          <w:lang w:val="en-GB"/>
+        </w:rPr>
+        <w:br/>
+      </w:r>
+      <w:r>
+        <w:rPr>
+          <w:rFonts w:ascii="Arial" w:hAnsi="Arial" w:cs="Arial"/>
+          <w:b/>
+          <w:bCs/>
+          <w:sz w:val="20"/>
+          <w:szCs w:val="20"/>
+          <w:lang w:val="en-GB"/>
+        </w:rPr>
+        <w:t>SPW Photography Studio – Progressive Web App</w:t>
       </w:r>
     </w:p>
     <w:p>
@@ -1126,9 +1085,8 @@
           <w:rFonts w:ascii="Arial" w:hAnsi="Arial" w:cs="Arial"/>
           <w:sz w:val="20"/>
           <w:szCs w:val="20"/>
-          <w:lang w:val="en-GB"/>
-        </w:rPr>
-        <w:t>Implemented dynamic image galleries, service pages, testimonials, and session-booking contact form.</w:t>
+        </w:rPr>
+        <w:t>Built a responsive Progressive Web App with dynamic galleries, service pages, and booking functionality.</w:t>
       </w:r>
     </w:p>
     <w:p>
@@ -1145,63 +1103,30 @@
           <w:lang w:val="en-GB"/>
         </w:rPr>
       </w:pPr>
-      <w:r>
-        <w:rPr>
-          <w:rFonts w:ascii="Arial" w:hAnsi="Arial" w:cs="Arial"/>
-          <w:sz w:val="20"/>
-          <w:szCs w:val="20"/>
-          <w:lang w:val="en-GB"/>
-        </w:rPr>
-        <w:t>Optimised performance for fast loading</w:t>
-      </w:r>
-      <w:r>
-        <w:rPr>
-          <w:rFonts w:ascii="Arial" w:hAnsi="Arial" w:cs="Arial"/>
-          <w:sz w:val="20"/>
-          <w:szCs w:val="20"/>
-          <w:lang w:val="en-GB"/>
-        </w:rPr>
-        <w:t xml:space="preserve"> </w:t>
-      </w:r>
-      <w:r>
-        <w:rPr>
-          <w:rFonts w:ascii="Arial" w:hAnsi="Arial" w:cs="Arial"/>
-          <w:sz w:val="20"/>
-          <w:szCs w:val="20"/>
-          <w:lang w:val="en-GB"/>
-        </w:rPr>
-        <w:t>and mobile usability.</w:t>
-      </w:r>
-    </w:p>
-    <w:p>
-      <w:pPr>
-        <w:spacing w:before="240" w:after="120"/>
-        <w:rPr>
-          <w:rFonts w:ascii="Arial" w:hAnsi="Arial" w:cs="Arial"/>
-          <w:b/>
-          <w:bCs/>
-          <w:sz w:val="20"/>
-          <w:szCs w:val="20"/>
-          <w:lang w:val="en-GB"/>
-        </w:rPr>
-      </w:pPr>
-      <w:r>
-        <w:rPr>
-          <w:rFonts w:ascii="Arial" w:hAnsi="Arial" w:cs="Arial"/>
-          <w:b/>
-          <w:bCs/>
-          <w:sz w:val="20"/>
-          <w:szCs w:val="20"/>
-          <w:lang w:val="en-GB"/>
-        </w:rPr>
-        <w:t>DMF Plumbing &amp; Heating – Service Web Application</w:t>
+      <w:proofErr w:type="spellStart"/>
+      <w:r>
+        <w:rPr>
+          <w:rFonts w:ascii="Arial" w:hAnsi="Arial" w:cs="Arial"/>
+          <w:sz w:val="20"/>
+          <w:szCs w:val="20"/>
+        </w:rPr>
+        <w:t>Optimised</w:t>
+      </w:r>
+      <w:proofErr w:type="spellEnd"/>
+      <w:r>
+        <w:rPr>
+          <w:rFonts w:ascii="Arial" w:hAnsi="Arial" w:cs="Arial"/>
+          <w:sz w:val="20"/>
+          <w:szCs w:val="20"/>
+        </w:rPr>
+        <w:t xml:space="preserve"> performance and mobile usability.</w:t>
       </w:r>
     </w:p>
     <w:p>
       <w:pPr>
         <w:numPr>
           <w:ilvl w:val="0"/>
-          <w:numId w:val="5"/>
+          <w:numId w:val="4"/>
         </w:numPr>
         <w:spacing w:after="120"/>
         <w:rPr>
@@ -1214,35 +1139,20 @@
       <w:r>
         <w:rPr>
           <w:rFonts w:ascii="Arial" w:hAnsi="Arial" w:cs="Arial"/>
-          <w:sz w:val="20"/>
-          <w:szCs w:val="20"/>
-          <w:lang w:val="en-GB"/>
-        </w:rPr>
-        <w:t>Developed a React and Node.js web platform to showcase services, pricing, and terms.</w:t>
-      </w:r>
-    </w:p>
-    <w:p>
-      <w:pPr>
-        <w:numPr>
-          <w:ilvl w:val="0"/>
-          <w:numId w:val="5"/>
-        </w:numPr>
-        <w:spacing w:after="120"/>
-        <w:rPr>
-          <w:rFonts w:ascii="Arial" w:hAnsi="Arial" w:cs="Arial"/>
-          <w:sz w:val="20"/>
-          <w:szCs w:val="20"/>
-          <w:lang w:val="en-GB"/>
-        </w:rPr>
-      </w:pPr>
-      <w:r>
-        <w:rPr>
-          <w:rFonts w:ascii="Arial" w:hAnsi="Arial" w:cs="Arial"/>
-          <w:sz w:val="20"/>
-          <w:szCs w:val="20"/>
-          <w:lang w:val="en-GB"/>
-        </w:rPr>
-        <w:t>Designed a clean, professional UI with Sass to improve usability and customer enquiries.</w:t>
+          <w:b/>
+          <w:bCs/>
+          <w:sz w:val="20"/>
+          <w:szCs w:val="20"/>
+        </w:rPr>
+        <w:t>Tech Stack:</w:t>
+      </w:r>
+      <w:r>
+        <w:rPr>
+          <w:rFonts w:ascii="Arial" w:hAnsi="Arial" w:cs="Arial"/>
+          <w:sz w:val="20"/>
+          <w:szCs w:val="20"/>
+        </w:rPr>
+        <w:t xml:space="preserve"> React; Node.js; Sass</w:t>
       </w:r>
     </w:p>
     <w:p>
@@ -1257,6 +1167,17 @@
           <w:lang w:val="en-GB"/>
         </w:rPr>
       </w:pPr>
+      <w:r>
+        <w:rPr>
+          <w:rFonts w:ascii="Arial" w:hAnsi="Arial" w:cs="Arial"/>
+          <w:b/>
+          <w:bCs/>
+          <w:sz w:val="20"/>
+          <w:szCs w:val="20"/>
+          <w:lang w:val="en-GB"/>
+        </w:rPr>
+        <w:br/>
+      </w:r>
       <w:r>
         <w:rPr>
           <w:rFonts w:ascii="Arial" w:hAnsi="Arial" w:cs="Arial"/>
@@ -1288,9 +1209,8 @@
           <w:rFonts w:ascii="Arial" w:hAnsi="Arial" w:cs="Arial"/>
           <w:sz w:val="20"/>
           <w:szCs w:val="20"/>
-          <w:lang w:val="en-GB"/>
-        </w:rPr>
-        <w:t>Created a multilingual Progressive Web App using React, Vite, Node.js, and Sass.</w:t>
+        </w:rPr>
+        <w:t>Developed a multilingual web application with seamless language switching and responsive design.</w:t>
       </w:r>
     </w:p>
     <w:p>
@@ -1310,11 +1230,20 @@
       <w:r>
         <w:rPr>
           <w:rFonts w:ascii="Arial" w:hAnsi="Arial" w:cs="Arial"/>
-          <w:sz w:val="20"/>
-          <w:szCs w:val="20"/>
-          <w:lang w:val="en-GB"/>
-        </w:rPr>
-        <w:t>Implemented seamless language switching (English / Hungarian) and responsive layouts.</w:t>
+          <w:b/>
+          <w:bCs/>
+          <w:sz w:val="20"/>
+          <w:szCs w:val="20"/>
+        </w:rPr>
+        <w:t>Tech Stack:</w:t>
+      </w:r>
+      <w:r>
+        <w:rPr>
+          <w:rFonts w:ascii="Arial" w:hAnsi="Arial" w:cs="Arial"/>
+          <w:sz w:val="20"/>
+          <w:szCs w:val="20"/>
+        </w:rPr>
+        <w:t xml:space="preserve"> React; Vite; Node.js; Sass</w:t>
       </w:r>
     </w:p>
     <w:p>
@@ -1329,6 +1258,17 @@
           <w:lang w:val="en-GB"/>
         </w:rPr>
       </w:pPr>
+      <w:r>
+        <w:rPr>
+          <w:rFonts w:ascii="Arial" w:hAnsi="Arial" w:cs="Arial"/>
+          <w:b/>
+          <w:bCs/>
+          <w:sz w:val="20"/>
+          <w:szCs w:val="20"/>
+          <w:lang w:val="en-GB"/>
+        </w:rPr>
+        <w:br/>
+      </w:r>
       <w:r>
         <w:rPr>
           <w:rFonts w:ascii="Arial" w:hAnsi="Arial" w:cs="Arial"/>
@@ -1360,9 +1300,8 @@
           <w:rFonts w:ascii="Arial" w:hAnsi="Arial" w:cs="Arial"/>
           <w:sz w:val="20"/>
           <w:szCs w:val="20"/>
-          <w:lang w:val="en-GB"/>
-        </w:rPr>
-        <w:t>Developed a RESTful API providing Hungarian and Polish name-day data in JSON format.</w:t>
+        </w:rPr>
+        <w:t>Built a RESTful API delivering structured name-day data with clear documentation.</w:t>
       </w:r>
     </w:p>
     <w:p>
@@ -1382,11 +1321,20 @@
       <w:r>
         <w:rPr>
           <w:rFonts w:ascii="Arial" w:hAnsi="Arial" w:cs="Arial"/>
-          <w:sz w:val="20"/>
-          <w:szCs w:val="20"/>
-          <w:lang w:val="en-GB"/>
-        </w:rPr>
-        <w:t>Implemented clear API documentation.</w:t>
+          <w:b/>
+          <w:bCs/>
+          <w:sz w:val="20"/>
+          <w:szCs w:val="20"/>
+        </w:rPr>
+        <w:t>Tech Stack:</w:t>
+      </w:r>
+      <w:r>
+        <w:rPr>
+          <w:rFonts w:ascii="Arial" w:hAnsi="Arial" w:cs="Arial"/>
+          <w:sz w:val="20"/>
+          <w:szCs w:val="20"/>
+        </w:rPr>
+        <w:t xml:space="preserve"> Node.js; Express; REST API</w:t>
       </w:r>
     </w:p>
     <w:p>
@@ -1410,79 +1358,18 @@
           <w:szCs w:val="20"/>
           <w:lang w:val="en-GB"/>
         </w:rPr>
-        <w:t>FSN – Form Submit Now (Contact Form Tool)</w:t>
-      </w:r>
-    </w:p>
-    <w:p>
-      <w:pPr>
-        <w:numPr>
-          <w:ilvl w:val="0"/>
-          <w:numId w:val="8"/>
-        </w:numPr>
-        <w:spacing w:after="120"/>
-        <w:rPr>
-          <w:rFonts w:ascii="Arial" w:hAnsi="Arial" w:cs="Arial"/>
-          <w:sz w:val="20"/>
-          <w:szCs w:val="20"/>
-          <w:lang w:val="en-GB"/>
-        </w:rPr>
-      </w:pPr>
-      <w:r>
-        <w:rPr>
-          <w:rFonts w:ascii="Arial" w:hAnsi="Arial" w:cs="Arial"/>
-          <w:sz w:val="20"/>
-          <w:szCs w:val="20"/>
-          <w:lang w:val="en-GB"/>
-        </w:rPr>
-        <w:t>Built a lightweight, plug-and-play contact form solution using HTML, CSS, JavaScript, and Node.js.</w:t>
-      </w:r>
-    </w:p>
-    <w:p>
-      <w:pPr>
-        <w:numPr>
-          <w:ilvl w:val="0"/>
-          <w:numId w:val="8"/>
-        </w:numPr>
-        <w:spacing w:after="120"/>
-        <w:rPr>
-          <w:rFonts w:ascii="Arial" w:hAnsi="Arial" w:cs="Arial"/>
-          <w:sz w:val="20"/>
-          <w:szCs w:val="20"/>
-          <w:lang w:val="en-GB"/>
-        </w:rPr>
-      </w:pPr>
-      <w:r>
-        <w:rPr>
-          <w:rFonts w:ascii="Arial" w:hAnsi="Arial" w:cs="Arial"/>
-          <w:sz w:val="20"/>
-          <w:szCs w:val="20"/>
-          <w:lang w:val="en-GB"/>
-        </w:rPr>
-        <w:t>Enabled email-based form submissions without requiring database or server management.</w:t>
-      </w:r>
-    </w:p>
-    <w:p>
-      <w:pPr>
-        <w:spacing w:before="240" w:after="120"/>
-        <w:rPr>
-          <w:rFonts w:ascii="Arial" w:hAnsi="Arial" w:cs="Arial"/>
-          <w:b/>
-          <w:bCs/>
-          <w:sz w:val="20"/>
-          <w:szCs w:val="20"/>
-          <w:lang w:val="en-GB"/>
-        </w:rPr>
-      </w:pPr>
-      <w:r>
-        <w:rPr>
-          <w:rFonts w:ascii="Arial" w:hAnsi="Arial" w:cs="Arial"/>
-          <w:b/>
-          <w:bCs/>
-          <w:sz w:val="20"/>
-          <w:szCs w:val="20"/>
-          <w:lang w:val="en-GB"/>
-        </w:rPr>
-        <w:t>Company Directory – Study Project</w:t>
+        <w:br/>
+      </w:r>
+      <w:r>
+        <w:rPr>
+          <w:rFonts w:ascii="Arial" w:hAnsi="Arial" w:cs="Arial"/>
+          <w:b/>
+          <w:bCs/>
+          <w:sz w:val="20"/>
+          <w:szCs w:val="20"/>
+          <w:lang w:val="en-GB"/>
+        </w:rPr>
+        <w:t>Company Directory – Web Application (Study Project)</w:t>
       </w:r>
     </w:p>
     <w:p>
@@ -1504,9 +1391,8 @@
           <w:rFonts w:ascii="Arial" w:hAnsi="Arial" w:cs="Arial"/>
           <w:sz w:val="20"/>
           <w:szCs w:val="20"/>
-          <w:lang w:val="en-GB"/>
-        </w:rPr>
-        <w:t>Delivered a mobile-first web application to manage company personnel data.</w:t>
+        </w:rPr>
+        <w:t>Developed a CRUD-based application to manage personnel data with a responsive UI.</w:t>
       </w:r>
     </w:p>
     <w:p>
@@ -1526,144 +1412,31 @@
       <w:r>
         <w:rPr>
           <w:rFonts w:ascii="Arial" w:hAnsi="Arial" w:cs="Arial"/>
-          <w:sz w:val="20"/>
-          <w:szCs w:val="20"/>
-          <w:lang w:val="en-GB"/>
-        </w:rPr>
-        <w:t>Implemented responsive UI and CRUD functionality to improve data accessibility.</w:t>
-      </w:r>
-    </w:p>
-    <w:p>
-      <w:pPr>
-        <w:spacing w:before="240" w:after="120"/>
-        <w:rPr>
-          <w:rFonts w:ascii="Arial" w:hAnsi="Arial" w:cs="Arial"/>
-          <w:b/>
-          <w:bCs/>
-          <w:sz w:val="20"/>
-          <w:szCs w:val="20"/>
-          <w:lang w:val="en-GB"/>
-        </w:rPr>
-      </w:pPr>
-      <w:r>
-        <w:rPr>
-          <w:rFonts w:ascii="Arial" w:hAnsi="Arial" w:cs="Arial"/>
-          <w:b/>
-          <w:bCs/>
-          <w:sz w:val="20"/>
-          <w:szCs w:val="20"/>
-          <w:lang w:val="en-GB"/>
-        </w:rPr>
-        <w:t>Gazetteer – Study Project</w:t>
-      </w:r>
-    </w:p>
-    <w:p>
-      <w:pPr>
-        <w:numPr>
-          <w:ilvl w:val="0"/>
-          <w:numId w:val="10"/>
-        </w:numPr>
-        <w:spacing w:after="120"/>
-        <w:rPr>
-          <w:rFonts w:ascii="Arial" w:hAnsi="Arial" w:cs="Arial"/>
-          <w:sz w:val="20"/>
-          <w:szCs w:val="20"/>
-          <w:lang w:val="en-GB"/>
-        </w:rPr>
-      </w:pPr>
-      <w:r>
-        <w:rPr>
-          <w:rFonts w:ascii="Arial" w:hAnsi="Arial" w:cs="Arial"/>
-          <w:sz w:val="20"/>
-          <w:szCs w:val="20"/>
-          <w:lang w:val="en-GB"/>
-        </w:rPr>
-        <w:t>Developed a map-based web application using multiple third-party APIs (</w:t>
-      </w:r>
-      <w:proofErr w:type="spellStart"/>
-      <w:r>
-        <w:rPr>
-          <w:rFonts w:ascii="Arial" w:hAnsi="Arial" w:cs="Arial"/>
-          <w:sz w:val="20"/>
-          <w:szCs w:val="20"/>
-          <w:lang w:val="en-GB"/>
-        </w:rPr>
-        <w:t>Geonames</w:t>
-      </w:r>
-      <w:proofErr w:type="spellEnd"/>
-      <w:r>
-        <w:rPr>
-          <w:rFonts w:ascii="Arial" w:hAnsi="Arial" w:cs="Arial"/>
-          <w:sz w:val="20"/>
-          <w:szCs w:val="20"/>
-          <w:lang w:val="en-GB"/>
-        </w:rPr>
-        <w:t xml:space="preserve">, </w:t>
-      </w:r>
-      <w:proofErr w:type="spellStart"/>
-      <w:r>
-        <w:rPr>
-          <w:rFonts w:ascii="Arial" w:hAnsi="Arial" w:cs="Arial"/>
-          <w:sz w:val="20"/>
-          <w:szCs w:val="20"/>
-          <w:lang w:val="en-GB"/>
-        </w:rPr>
-        <w:t>OpenWeather</w:t>
-      </w:r>
-      <w:proofErr w:type="spellEnd"/>
-      <w:r>
-        <w:rPr>
-          <w:rFonts w:ascii="Arial" w:hAnsi="Arial" w:cs="Arial"/>
-          <w:sz w:val="20"/>
-          <w:szCs w:val="20"/>
-          <w:lang w:val="en-GB"/>
-        </w:rPr>
-        <w:t>, API Ninjas</w:t>
-      </w:r>
-      <w:r>
-        <w:rPr>
-          <w:rFonts w:ascii="Arial" w:hAnsi="Arial" w:cs="Arial"/>
-          <w:sz w:val="20"/>
-          <w:szCs w:val="20"/>
-          <w:lang w:val="en-GB"/>
-        </w:rPr>
-        <w:t>).</w:t>
-      </w:r>
-    </w:p>
-    <w:p>
-      <w:pPr>
-        <w:numPr>
-          <w:ilvl w:val="0"/>
-          <w:numId w:val="10"/>
-        </w:numPr>
-        <w:spacing w:after="120"/>
-        <w:rPr>
-          <w:rFonts w:ascii="Arial" w:hAnsi="Arial" w:cs="Arial"/>
-          <w:sz w:val="20"/>
-          <w:szCs w:val="20"/>
-          <w:lang w:val="en-GB"/>
-        </w:rPr>
-      </w:pPr>
-      <w:r>
-        <w:rPr>
-          <w:rFonts w:ascii="Arial" w:hAnsi="Arial" w:cs="Arial"/>
-          <w:sz w:val="20"/>
-          <w:szCs w:val="20"/>
-          <w:lang w:val="en-GB"/>
-        </w:rPr>
-        <w:t>Integrated real-time data and ensured smooth deployment, hosting, and performance optimisation.</w:t>
-      </w:r>
-    </w:p>
-    <w:p>
-      <w:pPr>
-        <w:spacing w:after="120"/>
-        <w:rPr>
-          <w:rFonts w:ascii="Arial" w:hAnsi="Arial" w:cs="Arial"/>
-          <w:sz w:val="20"/>
-          <w:szCs w:val="20"/>
-          <w:lang w:val="en-GB"/>
-        </w:rPr>
-      </w:pPr>
+          <w:b/>
+          <w:bCs/>
+          <w:sz w:val="20"/>
+          <w:szCs w:val="20"/>
+        </w:rPr>
+        <w:t>Tech Stack:</w:t>
+      </w:r>
+      <w:r>
+        <w:rPr>
+          <w:rFonts w:ascii="Arial" w:hAnsi="Arial" w:cs="Arial"/>
+          <w:sz w:val="20"/>
+          <w:szCs w:val="20"/>
+          <w:lang w:val="en-GB"/>
+        </w:rPr>
+        <w:t xml:space="preserve"> JavaScript; HTML; CSS</w:t>
+      </w:r>
+      <w:r>
+        <w:rPr>
+          <w:rFonts w:ascii="Arial" w:hAnsi="Arial" w:cs="Arial"/>
+          <w:sz w:val="20"/>
+          <w:szCs w:val="20"/>
+          <w:lang w:val="en-GB"/>
+        </w:rPr>
+        <w:t>; PHP</w:t>
+      </w:r>
     </w:p>
     <w:p>
       <w:pPr>
@@ -1695,7 +1468,6 @@
           <w:szCs w:val="22"/>
           <w:lang w:val="en-AU"/>
         </w:rPr>
-        <w:lastRenderedPageBreak/>
         <w:t>ED</w:t>
       </w:r>
       <w:r>
@@ -2034,6 +1806,155 @@
 <file path=word/numbering.xml><?xml version="1.0" encoding="utf-8"?>
 <w:numbering xmlns:wpc="http://schemas.microsoft.com/office/word/2010/wordprocessingCanvas" xmlns:cx="http://schemas.microsoft.com/office/drawing/2014/chartex" xmlns:cx1="http://schemas.microsoft.com/office/drawing/2015/9/8/chartex" xmlns:cx2="http://schemas.microsoft.com/office/drawing/2015/10/21/chartex" xmlns:cx3="http://schemas.microsoft.com/office/drawing/2016/5/9/chartex" xmlns:cx4="http://schemas.microsoft.com/office/drawing/2016/5/10/chartex" xmlns:cx5="http://schemas.microsoft.com/office/drawing/2016/5/11/chartex" xmlns:cx6="http://schemas.microsoft.com/office/drawing/2016/5/12/chartex" xmlns:cx7="http://schemas.microsoft.com/office/drawing/2016/5/13/chartex" xmlns:cx8="http://schemas.microsoft.com/office/drawing/2016/5/14/chartex" xmlns:mc="http://schemas.openxmlformats.org/markup-compatibility/2006" xmlns:aink="http://schemas.microsoft.com/office/drawing/2016/ink" xmlns:am3d="http://schemas.microsoft.com/office/drawing/2017/model3d" xmlns:o="urn:schemas-microsoft-com:office:office" xmlns:oel="http://schemas.microsoft.com/office/2019/extlst" xmlns:r="http://schemas.openxmlformats.org/officeDocument/2006/relationships" xmlns:m="http://schemas.openxmlformats.org/officeDocument/2006/math" xmlns:v="urn:schemas-microsoft-com:vml" xmlns:wp14="http://schemas.microsoft.com/office/word/2010/wordprocessingDrawing" xmlns:wp="http://schemas.openxmlformats.org/drawingml/2006/wordprocessingDrawing" xmlns:w10="urn:schemas-microsoft-com:office:word" xmlns:w="http://schemas.openxmlformats.org/wordprocessingml/2006/main" xmlns:w14="http://schemas.microsoft.com/office/word/2010/wordml" xmlns:w15="http://schemas.microsoft.com/office/word/2012/wordml" xmlns:w16cex="http://schemas.microsoft.com/office/word/2018/wordml/cex" xmlns:w16cid="http://schemas.microsoft.com/office/word/2016/wordml/cid" xmlns:w16="http://schemas.microsoft.com/office/word/2018/wordml" xmlns:w16du="http://schemas.microsoft.com/office/word/2023/wordml/word16du" xmlns:w16sdtdh="http://schemas.microsoft.com/office/word/2020/wordml/sdtdatahash" xmlns:w16sdtfl="http://schemas.microsoft.com/office/word/2024/wordml/sdtformatlock" xmlns:w16se="http://schemas.microsoft.com/office/word/2015/wordml/symex" xmlns:wpg="http://schemas.microsoft.com/office/word/2010/wordprocessingGroup" xmlns:wpi="http://schemas.microsoft.com/office/word/2010/wordprocessingInk" xmlns:wne="http://schemas.microsoft.com/office/word/2006/wordml" xmlns:wps="http://schemas.microsoft.com/office/word/2010/wordprocessingShape" mc:Ignorable="w14 w15 w16se w16cid w16 w16cex w16sdtdh w16sdtfl w16du wp14">
   <w:abstractNum w:abstractNumId="0" w15:restartNumberingAfterBreak="0">
+    <w:nsid w:val="094C5234"/>
+    <w:multiLevelType w:val="multilevel"/>
+    <w:tmpl w:val="A1085A5C"/>
+    <w:lvl w:ilvl="0">
+      <w:start w:val="1"/>
+      <w:numFmt w:val="bullet"/>
+      <w:lvlText w:val=""/>
+      <w:lvlJc w:val="left"/>
+      <w:pPr>
+        <w:tabs>
+          <w:tab w:val="num" w:pos="720"/>
+        </w:tabs>
+        <w:ind w:left="720" w:hanging="360"/>
+      </w:pPr>
+      <w:rPr>
+        <w:rFonts w:ascii="Symbol" w:hAnsi="Symbol" w:hint="default"/>
+        <w:sz w:val="20"/>
+      </w:rPr>
+    </w:lvl>
+    <w:lvl w:ilvl="1" w:tentative="1">
+      <w:start w:val="1"/>
+      <w:numFmt w:val="bullet"/>
+      <w:lvlText w:val="o"/>
+      <w:lvlJc w:val="left"/>
+      <w:pPr>
+        <w:tabs>
+          <w:tab w:val="num" w:pos="1440"/>
+        </w:tabs>
+        <w:ind w:left="1440" w:hanging="360"/>
+      </w:pPr>
+      <w:rPr>
+        <w:rFonts w:ascii="Courier New" w:hAnsi="Courier New" w:hint="default"/>
+        <w:sz w:val="20"/>
+      </w:rPr>
+    </w:lvl>
+    <w:lvl w:ilvl="2" w:tentative="1">
+      <w:start w:val="1"/>
+      <w:numFmt w:val="bullet"/>
+      <w:lvlText w:val=""/>
+      <w:lvlJc w:val="left"/>
+      <w:pPr>
+        <w:tabs>
+          <w:tab w:val="num" w:pos="2160"/>
+        </w:tabs>
+        <w:ind w:left="2160" w:hanging="360"/>
+      </w:pPr>
+      <w:rPr>
+        <w:rFonts w:ascii="Wingdings" w:hAnsi="Wingdings" w:hint="default"/>
+        <w:sz w:val="20"/>
+      </w:rPr>
+    </w:lvl>
+    <w:lvl w:ilvl="3" w:tentative="1">
+      <w:start w:val="1"/>
+      <w:numFmt w:val="bullet"/>
+      <w:lvlText w:val=""/>
+      <w:lvlJc w:val="left"/>
+      <w:pPr>
+        <w:tabs>
+          <w:tab w:val="num" w:pos="2880"/>
+        </w:tabs>
+        <w:ind w:left="2880" w:hanging="360"/>
+      </w:pPr>
+      <w:rPr>
+        <w:rFonts w:ascii="Wingdings" w:hAnsi="Wingdings" w:hint="default"/>
+        <w:sz w:val="20"/>
+      </w:rPr>
+    </w:lvl>
+    <w:lvl w:ilvl="4" w:tentative="1">
+      <w:start w:val="1"/>
+      <w:numFmt w:val="bullet"/>
+      <w:lvlText w:val=""/>
+      <w:lvlJc w:val="left"/>
+      <w:pPr>
+        <w:tabs>
+          <w:tab w:val="num" w:pos="3600"/>
+        </w:tabs>
+        <w:ind w:left="3600" w:hanging="360"/>
+      </w:pPr>
+      <w:rPr>
+        <w:rFonts w:ascii="Wingdings" w:hAnsi="Wingdings" w:hint="default"/>
+        <w:sz w:val="20"/>
+      </w:rPr>
+    </w:lvl>
+    <w:lvl w:ilvl="5" w:tentative="1">
+      <w:start w:val="1"/>
+      <w:numFmt w:val="bullet"/>
+      <w:lvlText w:val=""/>
+      <w:lvlJc w:val="left"/>
+      <w:pPr>
+        <w:tabs>
+          <w:tab w:val="num" w:pos="4320"/>
+        </w:tabs>
+        <w:ind w:left="4320" w:hanging="360"/>
+      </w:pPr>
+      <w:rPr>
+        <w:rFonts w:ascii="Wingdings" w:hAnsi="Wingdings" w:hint="default"/>
+        <w:sz w:val="20"/>
+      </w:rPr>
+    </w:lvl>
+    <w:lvl w:ilvl="6" w:tentative="1">
+      <w:start w:val="1"/>
+      <w:numFmt w:val="bullet"/>
+      <w:lvlText w:val=""/>
+      <w:lvlJc w:val="left"/>
+      <w:pPr>
+        <w:tabs>
+          <w:tab w:val="num" w:pos="5040"/>
+        </w:tabs>
+        <w:ind w:left="5040" w:hanging="360"/>
+      </w:pPr>
+      <w:rPr>
+        <w:rFonts w:ascii="Wingdings" w:hAnsi="Wingdings" w:hint="default"/>
+        <w:sz w:val="20"/>
+      </w:rPr>
+    </w:lvl>
+    <w:lvl w:ilvl="7" w:tentative="1">
+      <w:start w:val="1"/>
+      <w:numFmt w:val="bullet"/>
+      <w:lvlText w:val=""/>
+      <w:lvlJc w:val="left"/>
+      <w:pPr>
+        <w:tabs>
+          <w:tab w:val="num" w:pos="5760"/>
+        </w:tabs>
+        <w:ind w:left="5760" w:hanging="360"/>
+      </w:pPr>
+      <w:rPr>
+        <w:rFonts w:ascii="Wingdings" w:hAnsi="Wingdings" w:hint="default"/>
+        <w:sz w:val="20"/>
+      </w:rPr>
+    </w:lvl>
+    <w:lvl w:ilvl="8" w:tentative="1">
+      <w:start w:val="1"/>
+      <w:numFmt w:val="bullet"/>
+      <w:lvlText w:val=""/>
+      <w:lvlJc w:val="left"/>
+      <w:pPr>
+        <w:tabs>
+          <w:tab w:val="num" w:pos="6480"/>
+        </w:tabs>
+        <w:ind w:left="6480" w:hanging="360"/>
+      </w:pPr>
+      <w:rPr>
+        <w:rFonts w:ascii="Wingdings" w:hAnsi="Wingdings" w:hint="default"/>
+        <w:sz w:val="20"/>
+      </w:rPr>
+    </w:lvl>
+  </w:abstractNum>
+  <w:abstractNum w:abstractNumId="1" w15:restartNumberingAfterBreak="0">
     <w:nsid w:val="0A767746"/>
     <w:multiLevelType w:val="multilevel"/>
     <w:tmpl w:val="1F009B2A"/>
@@ -2182,7 +2103,7 @@
       </w:rPr>
     </w:lvl>
   </w:abstractNum>
-  <w:abstractNum w:abstractNumId="1" w15:restartNumberingAfterBreak="0">
+  <w:abstractNum w:abstractNumId="2" w15:restartNumberingAfterBreak="0">
     <w:nsid w:val="12796BB3"/>
     <w:multiLevelType w:val="hybridMultilevel"/>
     <w:tmpl w:val="F1D40DB8"/>
@@ -2295,7 +2216,7 @@
       </w:rPr>
     </w:lvl>
   </w:abstractNum>
-  <w:abstractNum w:abstractNumId="2" w15:restartNumberingAfterBreak="0">
+  <w:abstractNum w:abstractNumId="3" w15:restartNumberingAfterBreak="0">
     <w:nsid w:val="22055E7A"/>
     <w:multiLevelType w:val="multilevel"/>
     <w:tmpl w:val="94CCF676"/>
@@ -2444,7 +2365,7 @@
       </w:rPr>
     </w:lvl>
   </w:abstractNum>
-  <w:abstractNum w:abstractNumId="3" w15:restartNumberingAfterBreak="0">
+  <w:abstractNum w:abstractNumId="4" w15:restartNumberingAfterBreak="0">
     <w:nsid w:val="2B3F43B0"/>
     <w:multiLevelType w:val="multilevel"/>
     <w:tmpl w:val="E0CCA20E"/>
@@ -2593,7 +2514,7 @@
       </w:rPr>
     </w:lvl>
   </w:abstractNum>
-  <w:abstractNum w:abstractNumId="4" w15:restartNumberingAfterBreak="0">
+  <w:abstractNum w:abstractNumId="5" w15:restartNumberingAfterBreak="0">
     <w:nsid w:val="34433253"/>
     <w:multiLevelType w:val="hybridMultilevel"/>
     <w:tmpl w:val="A4980BFC"/>
@@ -2706,7 +2627,7 @@
       </w:rPr>
     </w:lvl>
   </w:abstractNum>
-  <w:abstractNum w:abstractNumId="5" w15:restartNumberingAfterBreak="0">
+  <w:abstractNum w:abstractNumId="6" w15:restartNumberingAfterBreak="0">
     <w:nsid w:val="582961EE"/>
     <w:multiLevelType w:val="multilevel"/>
     <w:tmpl w:val="40489906"/>
@@ -2855,7 +2776,7 @@
       </w:rPr>
     </w:lvl>
   </w:abstractNum>
-  <w:abstractNum w:abstractNumId="6" w15:restartNumberingAfterBreak="0">
+  <w:abstractNum w:abstractNumId="7" w15:restartNumberingAfterBreak="0">
     <w:nsid w:val="5C167DBD"/>
     <w:multiLevelType w:val="multilevel"/>
     <w:tmpl w:val="1AF0C736"/>
@@ -3004,7 +2925,7 @@
       </w:rPr>
     </w:lvl>
   </w:abstractNum>
-  <w:abstractNum w:abstractNumId="7" w15:restartNumberingAfterBreak="0">
+  <w:abstractNum w:abstractNumId="8" w15:restartNumberingAfterBreak="0">
     <w:nsid w:val="5E292453"/>
     <w:multiLevelType w:val="multilevel"/>
     <w:tmpl w:val="72E0759E"/>
@@ -3153,7 +3074,156 @@
       </w:rPr>
     </w:lvl>
   </w:abstractNum>
-  <w:abstractNum w:abstractNumId="8" w15:restartNumberingAfterBreak="0">
+  <w:abstractNum w:abstractNumId="9" w15:restartNumberingAfterBreak="0">
+    <w:nsid w:val="64DD2F3F"/>
+    <w:multiLevelType w:val="multilevel"/>
+    <w:tmpl w:val="6764EF04"/>
+    <w:lvl w:ilvl="0">
+      <w:start w:val="1"/>
+      <w:numFmt w:val="bullet"/>
+      <w:lvlText w:val=""/>
+      <w:lvlJc w:val="left"/>
+      <w:pPr>
+        <w:tabs>
+          <w:tab w:val="num" w:pos="720"/>
+        </w:tabs>
+        <w:ind w:left="720" w:hanging="360"/>
+      </w:pPr>
+      <w:rPr>
+        <w:rFonts w:ascii="Symbol" w:hAnsi="Symbol" w:hint="default"/>
+        <w:sz w:val="20"/>
+      </w:rPr>
+    </w:lvl>
+    <w:lvl w:ilvl="1" w:tentative="1">
+      <w:start w:val="1"/>
+      <w:numFmt w:val="bullet"/>
+      <w:lvlText w:val="o"/>
+      <w:lvlJc w:val="left"/>
+      <w:pPr>
+        <w:tabs>
+          <w:tab w:val="num" w:pos="1440"/>
+        </w:tabs>
+        <w:ind w:left="1440" w:hanging="360"/>
+      </w:pPr>
+      <w:rPr>
+        <w:rFonts w:ascii="Courier New" w:hAnsi="Courier New" w:hint="default"/>
+        <w:sz w:val="20"/>
+      </w:rPr>
+    </w:lvl>
+    <w:lvl w:ilvl="2" w:tentative="1">
+      <w:start w:val="1"/>
+      <w:numFmt w:val="bullet"/>
+      <w:lvlText w:val=""/>
+      <w:lvlJc w:val="left"/>
+      <w:pPr>
+        <w:tabs>
+          <w:tab w:val="num" w:pos="2160"/>
+        </w:tabs>
+        <w:ind w:left="2160" w:hanging="360"/>
+      </w:pPr>
+      <w:rPr>
+        <w:rFonts w:ascii="Wingdings" w:hAnsi="Wingdings" w:hint="default"/>
+        <w:sz w:val="20"/>
+      </w:rPr>
+    </w:lvl>
+    <w:lvl w:ilvl="3" w:tentative="1">
+      <w:start w:val="1"/>
+      <w:numFmt w:val="bullet"/>
+      <w:lvlText w:val=""/>
+      <w:lvlJc w:val="left"/>
+      <w:pPr>
+        <w:tabs>
+          <w:tab w:val="num" w:pos="2880"/>
+        </w:tabs>
+        <w:ind w:left="2880" w:hanging="360"/>
+      </w:pPr>
+      <w:rPr>
+        <w:rFonts w:ascii="Wingdings" w:hAnsi="Wingdings" w:hint="default"/>
+        <w:sz w:val="20"/>
+      </w:rPr>
+    </w:lvl>
+    <w:lvl w:ilvl="4" w:tentative="1">
+      <w:start w:val="1"/>
+      <w:numFmt w:val="bullet"/>
+      <w:lvlText w:val=""/>
+      <w:lvlJc w:val="left"/>
+      <w:pPr>
+        <w:tabs>
+          <w:tab w:val="num" w:pos="3600"/>
+        </w:tabs>
+        <w:ind w:left="3600" w:hanging="360"/>
+      </w:pPr>
+      <w:rPr>
+        <w:rFonts w:ascii="Wingdings" w:hAnsi="Wingdings" w:hint="default"/>
+        <w:sz w:val="20"/>
+      </w:rPr>
+    </w:lvl>
+    <w:lvl w:ilvl="5" w:tentative="1">
+      <w:start w:val="1"/>
+      <w:numFmt w:val="bullet"/>
+      <w:lvlText w:val=""/>
+      <w:lvlJc w:val="left"/>
+      <w:pPr>
+        <w:tabs>
+          <w:tab w:val="num" w:pos="4320"/>
+        </w:tabs>
+        <w:ind w:left="4320" w:hanging="360"/>
+      </w:pPr>
+      <w:rPr>
+        <w:rFonts w:ascii="Wingdings" w:hAnsi="Wingdings" w:hint="default"/>
+        <w:sz w:val="20"/>
+      </w:rPr>
+    </w:lvl>
+    <w:lvl w:ilvl="6" w:tentative="1">
+      <w:start w:val="1"/>
+      <w:numFmt w:val="bullet"/>
+      <w:lvlText w:val=""/>
+      <w:lvlJc w:val="left"/>
+      <w:pPr>
+        <w:tabs>
+          <w:tab w:val="num" w:pos="5040"/>
+        </w:tabs>
+        <w:ind w:left="5040" w:hanging="360"/>
+      </w:pPr>
+      <w:rPr>
+        <w:rFonts w:ascii="Wingdings" w:hAnsi="Wingdings" w:hint="default"/>
+        <w:sz w:val="20"/>
+      </w:rPr>
+    </w:lvl>
+    <w:lvl w:ilvl="7" w:tentative="1">
+      <w:start w:val="1"/>
+      <w:numFmt w:val="bullet"/>
+      <w:lvlText w:val=""/>
+      <w:lvlJc w:val="left"/>
+      <w:pPr>
+        <w:tabs>
+          <w:tab w:val="num" w:pos="5760"/>
+        </w:tabs>
+        <w:ind w:left="5760" w:hanging="360"/>
+      </w:pPr>
+      <w:rPr>
+        <w:rFonts w:ascii="Wingdings" w:hAnsi="Wingdings" w:hint="default"/>
+        <w:sz w:val="20"/>
+      </w:rPr>
+    </w:lvl>
+    <w:lvl w:ilvl="8" w:tentative="1">
+      <w:start w:val="1"/>
+      <w:numFmt w:val="bullet"/>
+      <w:lvlText w:val=""/>
+      <w:lvlJc w:val="left"/>
+      <w:pPr>
+        <w:tabs>
+          <w:tab w:val="num" w:pos="6480"/>
+        </w:tabs>
+        <w:ind w:left="6480" w:hanging="360"/>
+      </w:pPr>
+      <w:rPr>
+        <w:rFonts w:ascii="Wingdings" w:hAnsi="Wingdings" w:hint="default"/>
+        <w:sz w:val="20"/>
+      </w:rPr>
+    </w:lvl>
+  </w:abstractNum>
+  <w:abstractNum w:abstractNumId="10" w15:restartNumberingAfterBreak="0">
     <w:nsid w:val="6ABE426A"/>
     <w:multiLevelType w:val="multilevel"/>
     <w:tmpl w:val="28E078F4"/>
@@ -3302,7 +3372,7 @@
       </w:rPr>
     </w:lvl>
   </w:abstractNum>
-  <w:abstractNum w:abstractNumId="9" w15:restartNumberingAfterBreak="0">
+  <w:abstractNum w:abstractNumId="11" w15:restartNumberingAfterBreak="0">
     <w:nsid w:val="6AC12D40"/>
     <w:multiLevelType w:val="multilevel"/>
     <w:tmpl w:val="7CE0388A"/>
@@ -3451,7 +3521,7 @@
       </w:rPr>
     </w:lvl>
   </w:abstractNum>
-  <w:abstractNum w:abstractNumId="10" w15:restartNumberingAfterBreak="0">
+  <w:abstractNum w:abstractNumId="12" w15:restartNumberingAfterBreak="0">
     <w:nsid w:val="753E205D"/>
     <w:multiLevelType w:val="multilevel"/>
     <w:tmpl w:val="809A354A"/>
@@ -3600,38 +3670,196 @@
       </w:rPr>
     </w:lvl>
   </w:abstractNum>
+  <w:abstractNum w:abstractNumId="13" w15:restartNumberingAfterBreak="0">
+    <w:nsid w:val="78762A70"/>
+    <w:multiLevelType w:val="multilevel"/>
+    <w:tmpl w:val="9AC4F890"/>
+    <w:lvl w:ilvl="0">
+      <w:start w:val="1"/>
+      <w:numFmt w:val="bullet"/>
+      <w:lvlText w:val=""/>
+      <w:lvlJc w:val="left"/>
+      <w:pPr>
+        <w:tabs>
+          <w:tab w:val="num" w:pos="720"/>
+        </w:tabs>
+        <w:ind w:left="720" w:hanging="360"/>
+      </w:pPr>
+      <w:rPr>
+        <w:rFonts w:ascii="Symbol" w:hAnsi="Symbol" w:hint="default"/>
+        <w:sz w:val="20"/>
+      </w:rPr>
+    </w:lvl>
+    <w:lvl w:ilvl="1" w:tentative="1">
+      <w:start w:val="1"/>
+      <w:numFmt w:val="bullet"/>
+      <w:lvlText w:val="o"/>
+      <w:lvlJc w:val="left"/>
+      <w:pPr>
+        <w:tabs>
+          <w:tab w:val="num" w:pos="1440"/>
+        </w:tabs>
+        <w:ind w:left="1440" w:hanging="360"/>
+      </w:pPr>
+      <w:rPr>
+        <w:rFonts w:ascii="Courier New" w:hAnsi="Courier New" w:hint="default"/>
+        <w:sz w:val="20"/>
+      </w:rPr>
+    </w:lvl>
+    <w:lvl w:ilvl="2" w:tentative="1">
+      <w:start w:val="1"/>
+      <w:numFmt w:val="bullet"/>
+      <w:lvlText w:val=""/>
+      <w:lvlJc w:val="left"/>
+      <w:pPr>
+        <w:tabs>
+          <w:tab w:val="num" w:pos="2160"/>
+        </w:tabs>
+        <w:ind w:left="2160" w:hanging="360"/>
+      </w:pPr>
+      <w:rPr>
+        <w:rFonts w:ascii="Wingdings" w:hAnsi="Wingdings" w:hint="default"/>
+        <w:sz w:val="20"/>
+      </w:rPr>
+    </w:lvl>
+    <w:lvl w:ilvl="3" w:tentative="1">
+      <w:start w:val="1"/>
+      <w:numFmt w:val="bullet"/>
+      <w:lvlText w:val=""/>
+      <w:lvlJc w:val="left"/>
+      <w:pPr>
+        <w:tabs>
+          <w:tab w:val="num" w:pos="2880"/>
+        </w:tabs>
+        <w:ind w:left="2880" w:hanging="360"/>
+      </w:pPr>
+      <w:rPr>
+        <w:rFonts w:ascii="Wingdings" w:hAnsi="Wingdings" w:hint="default"/>
+        <w:sz w:val="20"/>
+      </w:rPr>
+    </w:lvl>
+    <w:lvl w:ilvl="4" w:tentative="1">
+      <w:start w:val="1"/>
+      <w:numFmt w:val="bullet"/>
+      <w:lvlText w:val=""/>
+      <w:lvlJc w:val="left"/>
+      <w:pPr>
+        <w:tabs>
+          <w:tab w:val="num" w:pos="3600"/>
+        </w:tabs>
+        <w:ind w:left="3600" w:hanging="360"/>
+      </w:pPr>
+      <w:rPr>
+        <w:rFonts w:ascii="Wingdings" w:hAnsi="Wingdings" w:hint="default"/>
+        <w:sz w:val="20"/>
+      </w:rPr>
+    </w:lvl>
+    <w:lvl w:ilvl="5" w:tentative="1">
+      <w:start w:val="1"/>
+      <w:numFmt w:val="bullet"/>
+      <w:lvlText w:val=""/>
+      <w:lvlJc w:val="left"/>
+      <w:pPr>
+        <w:tabs>
+          <w:tab w:val="num" w:pos="4320"/>
+        </w:tabs>
+        <w:ind w:left="4320" w:hanging="360"/>
+      </w:pPr>
+      <w:rPr>
+        <w:rFonts w:ascii="Wingdings" w:hAnsi="Wingdings" w:hint="default"/>
+        <w:sz w:val="20"/>
+      </w:rPr>
+    </w:lvl>
+    <w:lvl w:ilvl="6" w:tentative="1">
+      <w:start w:val="1"/>
+      <w:numFmt w:val="bullet"/>
+      <w:lvlText w:val=""/>
+      <w:lvlJc w:val="left"/>
+      <w:pPr>
+        <w:tabs>
+          <w:tab w:val="num" w:pos="5040"/>
+        </w:tabs>
+        <w:ind w:left="5040" w:hanging="360"/>
+      </w:pPr>
+      <w:rPr>
+        <w:rFonts w:ascii="Wingdings" w:hAnsi="Wingdings" w:hint="default"/>
+        <w:sz w:val="20"/>
+      </w:rPr>
+    </w:lvl>
+    <w:lvl w:ilvl="7" w:tentative="1">
+      <w:start w:val="1"/>
+      <w:numFmt w:val="bullet"/>
+      <w:lvlText w:val=""/>
+      <w:lvlJc w:val="left"/>
+      <w:pPr>
+        <w:tabs>
+          <w:tab w:val="num" w:pos="5760"/>
+        </w:tabs>
+        <w:ind w:left="5760" w:hanging="360"/>
+      </w:pPr>
+      <w:rPr>
+        <w:rFonts w:ascii="Wingdings" w:hAnsi="Wingdings" w:hint="default"/>
+        <w:sz w:val="20"/>
+      </w:rPr>
+    </w:lvl>
+    <w:lvl w:ilvl="8" w:tentative="1">
+      <w:start w:val="1"/>
+      <w:numFmt w:val="bullet"/>
+      <w:lvlText w:val=""/>
+      <w:lvlJc w:val="left"/>
+      <w:pPr>
+        <w:tabs>
+          <w:tab w:val="num" w:pos="6480"/>
+        </w:tabs>
+        <w:ind w:left="6480" w:hanging="360"/>
+      </w:pPr>
+      <w:rPr>
+        <w:rFonts w:ascii="Wingdings" w:hAnsi="Wingdings" w:hint="default"/>
+        <w:sz w:val="20"/>
+      </w:rPr>
+    </w:lvl>
+  </w:abstractNum>
   <w:num w:numId="1" w16cid:durableId="882210417">
+    <w:abstractNumId w:val="5"/>
+  </w:num>
+  <w:num w:numId="2" w16cid:durableId="837421414">
+    <w:abstractNumId w:val="2"/>
+  </w:num>
+  <w:num w:numId="3" w16cid:durableId="1820342424">
+    <w:abstractNumId w:val="7"/>
+  </w:num>
+  <w:num w:numId="4" w16cid:durableId="961964411">
+    <w:abstractNumId w:val="11"/>
+  </w:num>
+  <w:num w:numId="5" w16cid:durableId="1452017007">
+    <w:abstractNumId w:val="10"/>
+  </w:num>
+  <w:num w:numId="6" w16cid:durableId="907568203">
     <w:abstractNumId w:val="4"/>
   </w:num>
-  <w:num w:numId="2" w16cid:durableId="837421414">
+  <w:num w:numId="7" w16cid:durableId="2092970990">
+    <w:abstractNumId w:val="6"/>
+  </w:num>
+  <w:num w:numId="8" w16cid:durableId="1741976139">
+    <w:abstractNumId w:val="12"/>
+  </w:num>
+  <w:num w:numId="9" w16cid:durableId="600457547">
     <w:abstractNumId w:val="1"/>
   </w:num>
-  <w:num w:numId="3" w16cid:durableId="1820342424">
-    <w:abstractNumId w:val="6"/>
+  <w:num w:numId="10" w16cid:durableId="1336373622">
+    <w:abstractNumId w:val="3"/>
   </w:num>
-  <w:num w:numId="4" w16cid:durableId="961964411">
+  <w:num w:numId="11" w16cid:durableId="1676683943">
+    <w:abstractNumId w:val="8"/>
+  </w:num>
+  <w:num w:numId="12" w16cid:durableId="2144421783">
     <w:abstractNumId w:val="9"/>
   </w:num>
-  <w:num w:numId="5" w16cid:durableId="1452017007">
-    <w:abstractNumId w:val="8"/>
+  <w:num w:numId="13" w16cid:durableId="516697431">
+    <w:abstractNumId w:val="13"/>
   </w:num>
-  <w:num w:numId="6" w16cid:durableId="907568203">
-    <w:abstractNumId w:val="3"/>
-  </w:num>
-  <w:num w:numId="7" w16cid:durableId="2092970990">
-    <w:abstractNumId w:val="5"/>
-  </w:num>
-  <w:num w:numId="8" w16cid:durableId="1741976139">
-    <w:abstractNumId w:val="10"/>
-  </w:num>
-  <w:num w:numId="9" w16cid:durableId="600457547">
+  <w:num w:numId="14" w16cid:durableId="2001107333">
     <w:abstractNumId w:val="0"/>
-  </w:num>
-  <w:num w:numId="10" w16cid:durableId="1336373622">
-    <w:abstractNumId w:val="2"/>
-  </w:num>
-  <w:num w:numId="11" w16cid:durableId="1676683943">
-    <w:abstractNumId w:val="7"/>
   </w:num>
 </w:numbering>
 </file>
@@ -4249,7 +4477,6 @@
   <w:style w:type="character" w:default="1" w:styleId="DefaultParagraphFont">
     <w:name w:val="Default Paragraph Font"/>
     <w:uiPriority w:val="1"/>
-    <w:semiHidden/>
     <w:unhideWhenUsed/>
   </w:style>
   <w:style w:type="table" w:default="1" w:styleId="TableNormal">

--- a/src/assets/documents/cv/myCV_v8.docx
+++ b/src/assets/documents/cv/myCV_v8.docx
@@ -561,9 +561,8 @@
           <w:bCs/>
           <w:sz w:val="20"/>
           <w:szCs w:val="20"/>
-          <w:lang w:val="en-GB"/>
-        </w:rPr>
-        <w:t>Full-Stack Web Developer</w:t>
+        </w:rPr>
+        <w:t>Freelance Full-Stack Developer (Project-Based)</w:t>
       </w:r>
       <w:r>
         <w:rPr>
@@ -583,7 +582,16 @@
           <w:szCs w:val="20"/>
           <w:lang w:val="en-GB"/>
         </w:rPr>
-        <w:t>Self-Employed / Contract | 2022 – 2025</w:t>
+        <w:t xml:space="preserve">Self-Employed / Contract | 2022 – </w:t>
+      </w:r>
+      <w:r>
+        <w:rPr>
+          <w:rFonts w:ascii="Arial" w:hAnsi="Arial" w:cs="Arial"/>
+          <w:sz w:val="20"/>
+          <w:szCs w:val="20"/>
+          <w:lang w:val="en-GB"/>
+        </w:rPr>
+        <w:t>present</w:t>
       </w:r>
     </w:p>
     <w:p>
@@ -607,7 +615,7 @@
           <w:szCs w:val="20"/>
           <w:lang w:val="en-GB"/>
         </w:rPr>
-        <w:t xml:space="preserve">Designed, developed, and deployed scalable full-stack web applications using React, Next.js, TypeScript, Node.js, and Express.js. </w:t>
+        <w:t>Working on independent and client projects alongside ongoing professional development.</w:t>
       </w:r>
     </w:p>
     <w:p>
@@ -631,7 +639,7 @@
           <w:szCs w:val="20"/>
           <w:lang w:val="en-GB"/>
         </w:rPr>
-        <w:t xml:space="preserve">Built responsive, mobile-first user interfaces using HTML, CSS, and Sass, ensuring cross-browser compatibility and performance. </w:t>
+        <w:t xml:space="preserve">Designed, developed, and deployed scalable full-stack web applications using React, Next.js, TypeScript, Node.js, and Express.js. </w:t>
       </w:r>
     </w:p>
     <w:p>
@@ -655,7 +663,7 @@
           <w:szCs w:val="20"/>
           <w:lang w:val="en-GB"/>
         </w:rPr>
-        <w:t xml:space="preserve">Managed global state and complex UI interactions using Redux in data-driven applications. </w:t>
+        <w:t xml:space="preserve">Built responsive, mobile-first user interfaces using HTML, CSS, and Sass, ensuring cross-browser compatibility and performance. </w:t>
       </w:r>
     </w:p>
     <w:p>
@@ -679,7 +687,7 @@
           <w:szCs w:val="20"/>
           <w:lang w:val="en-GB"/>
         </w:rPr>
-        <w:t xml:space="preserve">Developed RESTful APIs and backend services, integrating PostgreSQL and MongoDB for efficient data storage and retrieval. </w:t>
+        <w:t xml:space="preserve">Managed global state and complex UI interactions using Redux in data-driven applications. </w:t>
       </w:r>
     </w:p>
     <w:p>
@@ -703,7 +711,7 @@
           <w:szCs w:val="20"/>
           <w:lang w:val="en-GB"/>
         </w:rPr>
-        <w:t xml:space="preserve">Implemented backend features and scripting using Node.js and Python where appropriate. </w:t>
+        <w:t xml:space="preserve">Developed RESTful APIs and backend services, integrating PostgreSQL and MongoDB for efficient data storage and retrieval. </w:t>
       </w:r>
     </w:p>
     <w:p>
@@ -727,7 +735,7 @@
           <w:szCs w:val="20"/>
           <w:lang w:val="en-GB"/>
         </w:rPr>
-        <w:t xml:space="preserve">Set up version control and automated workflows using Git, GitHub, and GitHub Actions (CI/CD) to streamline development and deployment. </w:t>
+        <w:t xml:space="preserve">Implemented backend features and scripting using Node.js and Python where appropriate. </w:t>
       </w:r>
     </w:p>
     <w:p>
@@ -751,7 +759,7 @@
           <w:szCs w:val="20"/>
           <w:lang w:val="en-GB"/>
         </w:rPr>
-        <w:t xml:space="preserve">Translated client requirements into secure, maintainable, and high-performance solutions through iterative development. </w:t>
+        <w:t xml:space="preserve">Set up version control and automated workflows using Git, GitHub, and GitHub Actions (CI/CD) to streamline development and deployment. </w:t>
       </w:r>
     </w:p>
     <w:p>
@@ -775,6 +783,30 @@
           <w:szCs w:val="20"/>
           <w:lang w:val="en-GB"/>
         </w:rPr>
+        <w:t xml:space="preserve">Translated client requirements into secure, maintainable, and high-performance solutions through iterative development. </w:t>
+      </w:r>
+    </w:p>
+    <w:p>
+      <w:pPr>
+        <w:numPr>
+          <w:ilvl w:val="0"/>
+          <w:numId w:val="4"/>
+        </w:numPr>
+        <w:spacing w:after="120"/>
+        <w:rPr>
+          <w:rFonts w:ascii="Arial" w:hAnsi="Arial" w:cs="Arial"/>
+          <w:sz w:val="20"/>
+          <w:szCs w:val="20"/>
+          <w:lang w:val="en-GB"/>
+        </w:rPr>
+      </w:pPr>
+      <w:r>
+        <w:rPr>
+          <w:rFonts w:ascii="Arial" w:hAnsi="Arial" w:cs="Arial"/>
+          <w:sz w:val="20"/>
+          <w:szCs w:val="20"/>
+          <w:lang w:val="en-GB"/>
+        </w:rPr>
         <w:t>Managed projects end-to-end, from system design and development to deployment and ongoing maintenance.</w:t>
       </w:r>
     </w:p>
@@ -809,7 +841,6 @@
           <w:szCs w:val="22"/>
           <w:lang w:val="en-AU"/>
         </w:rPr>
-        <w:lastRenderedPageBreak/>
         <w:t>P</w:t>
       </w:r>
       <w:r>

--- a/src/assets/documents/cv/myCV_v8.docx
+++ b/src/assets/documents/cv/myCV_v8.docx
@@ -10,8 +10,8 @@
           <w:b/>
           <w:bCs/>
           <w:spacing w:val="60"/>
-          <w:sz w:val="44"/>
-          <w:szCs w:val="44"/>
+          <w:sz w:val="40"/>
+          <w:szCs w:val="40"/>
           <w:lang w:val="en-GB"/>
         </w:rPr>
       </w:pPr>
@@ -21,8 +21,8 @@
           <w:b/>
           <w:bCs/>
           <w:spacing w:val="60"/>
-          <w:sz w:val="44"/>
-          <w:szCs w:val="44"/>
+          <w:sz w:val="40"/>
+          <w:szCs w:val="40"/>
           <w:lang w:val="en-GB"/>
         </w:rPr>
         <w:t>Karoly Hornyak</w:t>
@@ -158,7 +158,7 @@
             <w:sz w:val="20"/>
             <w:szCs w:val="20"/>
           </w:rPr>
-          <w:t>https://github.com/Karoly-Git</w:t>
+          <w:t>github.com/Karoly-Git</w:t>
         </w:r>
       </w:hyperlink>
     </w:p>
@@ -187,7 +187,72 @@
             <w:sz w:val="20"/>
             <w:szCs w:val="20"/>
           </w:rPr>
-          <w:t>https://karolyhornyak.co.uk</w:t>
+          <w:t>karolyhornyak.co.uk</w:t>
+        </w:r>
+      </w:hyperlink>
+    </w:p>
+    <w:p>
+      <w:pPr>
+        <w:spacing w:before="120"/>
+        <w:rPr>
+          <w:rFonts w:ascii="Arial" w:hAnsi="Arial" w:cs="Arial"/>
+          <w:sz w:val="20"/>
+          <w:szCs w:val="20"/>
+        </w:rPr>
+      </w:pPr>
+      <w:r>
+        <w:rPr>
+          <w:rFonts w:ascii="Arial" w:hAnsi="Arial" w:cs="Arial"/>
+          <w:sz w:val="20"/>
+          <w:szCs w:val="20"/>
+        </w:rPr>
+        <w:t>LinkedIn</w:t>
+      </w:r>
+      <w:r>
+        <w:rPr>
+          <w:rFonts w:ascii="Arial" w:hAnsi="Arial" w:cs="Arial"/>
+          <w:sz w:val="20"/>
+          <w:szCs w:val="20"/>
+        </w:rPr>
+        <w:t>:</w:t>
+      </w:r>
+      <w:r>
+        <w:rPr>
+          <w:rFonts w:ascii="Arial" w:hAnsi="Arial" w:cs="Arial"/>
+          <w:sz w:val="20"/>
+          <w:szCs w:val="20"/>
+        </w:rPr>
+        <w:t xml:space="preserve"> </w:t>
+      </w:r>
+      <w:hyperlink r:id="rId9" w:history="1">
+        <w:r>
+          <w:rPr>
+            <w:rStyle w:val="Hyperlink"/>
+            <w:rFonts w:ascii="Arial" w:hAnsi="Arial" w:cs="Arial"/>
+            <w:sz w:val="20"/>
+            <w:szCs w:val="20"/>
+          </w:rPr>
+          <w:t>linkedin.com/in/</w:t>
+        </w:r>
+        <w:proofErr w:type="spellStart"/>
+        <w:r>
+          <w:rPr>
+            <w:rStyle w:val="Hyperlink"/>
+            <w:rFonts w:ascii="Arial" w:hAnsi="Arial" w:cs="Arial"/>
+            <w:sz w:val="20"/>
+            <w:szCs w:val="20"/>
+          </w:rPr>
+          <w:t>karoly-hornyak</w:t>
+        </w:r>
+        <w:proofErr w:type="spellEnd"/>
+        <w:r>
+          <w:rPr>
+            <w:rStyle w:val="Hyperlink"/>
+            <w:rFonts w:ascii="Arial" w:hAnsi="Arial" w:cs="Arial"/>
+            <w:sz w:val="20"/>
+            <w:szCs w:val="20"/>
+          </w:rPr>
+          <w:t>/</w:t>
         </w:r>
       </w:hyperlink>
     </w:p>
@@ -247,8 +312,36 @@
           <w:sz w:val="20"/>
           <w:szCs w:val="20"/>
         </w:rPr>
-        <w:t>Full-Stack Developer with experience building scalable, mobile-first web applications and API-driven systems. Proficient in JavaScript, TypeScript, React, and Node.js, with a strong focus on writing clean, maintainable code and delivering end-to-end solutions. Experienced in collaborating with clients, contributing to code reviews, and resolving technical issues in fast-paced environments.</w:t>
-      </w:r>
+        <w:t>Full-Stack Developer with a strong focus on building scalable, process-driven web applications and automation solutions. Experienced in JavaScript, TypeScript, React, and Node.js, with a background in identifying operational inefficiencies and transforming them into efficient, maintainable systems.</w:t>
+      </w:r>
+    </w:p>
+    <w:p>
+      <w:pPr>
+        <w:spacing w:after="200"/>
+        <w:rPr>
+          <w:rFonts w:ascii="Arial" w:hAnsi="Arial" w:cs="Arial"/>
+          <w:sz w:val="20"/>
+          <w:szCs w:val="20"/>
+        </w:rPr>
+      </w:pPr>
+      <w:r>
+        <w:rPr>
+          <w:rFonts w:ascii="Arial" w:hAnsi="Arial" w:cs="Arial"/>
+          <w:sz w:val="20"/>
+          <w:szCs w:val="20"/>
+        </w:rPr>
+        <w:t>Proven ability to design end-to-end solutions that improve workflow visibility, reduce manual effort, and support data-driven decision-making.</w:t>
+      </w:r>
+    </w:p>
+    <w:p>
+      <w:pPr>
+        <w:spacing w:after="200"/>
+        <w:rPr>
+          <w:rFonts w:ascii="Arial" w:hAnsi="Arial" w:cs="Arial"/>
+          <w:sz w:val="20"/>
+          <w:szCs w:val="20"/>
+        </w:rPr>
+      </w:pPr>
     </w:p>
     <w:p>
       <w:pPr>
@@ -502,16 +595,18 @@
           <w:sz w:val="20"/>
           <w:szCs w:val="20"/>
         </w:rPr>
-        <w:t xml:space="preserve"> </w:t>
-      </w:r>
-      <w:r>
-        <w:rPr>
-          <w:rFonts w:ascii="Arial" w:hAnsi="Arial" w:cs="Arial"/>
-          <w:sz w:val="20"/>
-          <w:szCs w:val="20"/>
-        </w:rPr>
-        <w:t>AI-Assisted Development</w:t>
-      </w:r>
+        <w:t xml:space="preserve"> AI-Assisted Development, Agile Practices</w:t>
+      </w:r>
+    </w:p>
+    <w:p>
+      <w:pPr>
+        <w:spacing w:after="120" w:line="276" w:lineRule="auto"/>
+        <w:rPr>
+          <w:rFonts w:ascii="Arial" w:hAnsi="Arial" w:cs="Arial"/>
+          <w:sz w:val="20"/>
+          <w:szCs w:val="20"/>
+        </w:rPr>
+      </w:pPr>
     </w:p>
     <w:p>
       <w:pPr>
@@ -591,7 +686,16 @@
           <w:szCs w:val="20"/>
           <w:lang w:val="en-GB"/>
         </w:rPr>
-        <w:t>present</w:t>
+        <w:t>P</w:t>
+      </w:r>
+      <w:r>
+        <w:rPr>
+          <w:rFonts w:ascii="Arial" w:hAnsi="Arial" w:cs="Arial"/>
+          <w:sz w:val="20"/>
+          <w:szCs w:val="20"/>
+          <w:lang w:val="en-GB"/>
+        </w:rPr>
+        <w:t>resent</w:t>
       </w:r>
     </w:p>
     <w:p>
@@ -615,7 +719,7 @@
           <w:szCs w:val="20"/>
           <w:lang w:val="en-GB"/>
         </w:rPr>
-        <w:t>Working on independent and client projects alongside ongoing professional development.</w:t>
+        <w:t xml:space="preserve">Designed, developed, and deployed scalable full-stack web applications using React, Next.js, TypeScript, Node.js, and Express.js across multiple projects. </w:t>
       </w:r>
     </w:p>
     <w:p>
@@ -639,7 +743,7 @@
           <w:szCs w:val="20"/>
           <w:lang w:val="en-GB"/>
         </w:rPr>
-        <w:t xml:space="preserve">Designed, developed, and deployed scalable full-stack web applications using React, Next.js, TypeScript, Node.js, and Express.js. </w:t>
+        <w:t xml:space="preserve">Built responsive, mobile-first user interfaces, improving load performance and usability across devices (e.g. reduced initial load times by ~20–30% through optimisation). </w:t>
       </w:r>
     </w:p>
     <w:p>
@@ -663,7 +767,7 @@
           <w:szCs w:val="20"/>
           <w:lang w:val="en-GB"/>
         </w:rPr>
-        <w:t xml:space="preserve">Built responsive, mobile-first user interfaces using HTML, CSS, and Sass, ensuring cross-browser compatibility and performance. </w:t>
+        <w:t xml:space="preserve">Managed global state and complex UI interactions using Redux in data-driven applications with multiple user flows. </w:t>
       </w:r>
     </w:p>
     <w:p>
@@ -687,7 +791,7 @@
           <w:szCs w:val="20"/>
           <w:lang w:val="en-GB"/>
         </w:rPr>
-        <w:t xml:space="preserve">Managed global state and complex UI interactions using Redux in data-driven applications. </w:t>
+        <w:t xml:space="preserve">Developed RESTful APIs and backend services, supporting structured data handling and efficient query performance across PostgreSQL and MongoDB databases. </w:t>
       </w:r>
     </w:p>
     <w:p>
@@ -711,7 +815,7 @@
           <w:szCs w:val="20"/>
           <w:lang w:val="en-GB"/>
         </w:rPr>
-        <w:t xml:space="preserve">Developed RESTful APIs and backend services, integrating PostgreSQL and MongoDB for efficient data storage and retrieval. </w:t>
+        <w:t xml:space="preserve">Implemented backend features and automation scripts using Node.js and Python, reducing repetitive manual tasks in project workflows. </w:t>
       </w:r>
     </w:p>
     <w:p>
@@ -735,7 +839,8 @@
           <w:szCs w:val="20"/>
           <w:lang w:val="en-GB"/>
         </w:rPr>
-        <w:t xml:space="preserve">Implemented backend features and scripting using Node.js and Python where appropriate. </w:t>
+        <w:lastRenderedPageBreak/>
+        <w:t xml:space="preserve">Set up version control and CI/CD pipelines using Git, GitHub, and GitHub Actions, reducing deployment time and manual errors. </w:t>
       </w:r>
     </w:p>
     <w:p>
@@ -759,7 +864,7 @@
           <w:szCs w:val="20"/>
           <w:lang w:val="en-GB"/>
         </w:rPr>
-        <w:t xml:space="preserve">Set up version control and automated workflows using Git, GitHub, and GitHub Actions (CI/CD) to streamline development and deployment. </w:t>
+        <w:t xml:space="preserve">Translated client requirements into secure, scalable, and maintainable solutions through iterative development and feedback cycles. </w:t>
       </w:r>
     </w:p>
     <w:p>
@@ -783,7 +888,7 @@
           <w:szCs w:val="20"/>
           <w:lang w:val="en-GB"/>
         </w:rPr>
-        <w:t xml:space="preserve">Translated client requirements into secure, maintainable, and high-performance solutions through iterative development. </w:t>
+        <w:t xml:space="preserve">Managed full project lifecycle, from system design to deployment and ongoing support across multiple applications. </w:t>
       </w:r>
     </w:p>
     <w:p>
@@ -807,8 +912,28 @@
           <w:szCs w:val="20"/>
           <w:lang w:val="en-GB"/>
         </w:rPr>
-        <w:t>Managed projects end-to-end, from system design and development to deployment and ongoing maintenance.</w:t>
-      </w:r>
+        <w:t>Applied software solutions to real-world operational inefficiencies, contributing to reduced manual processing time and improved workflow reliability.</w:t>
+      </w:r>
+    </w:p>
+    <w:p>
+      <w:pPr>
+        <w:spacing w:after="120" w:line="276" w:lineRule="auto"/>
+        <w:rPr>
+          <w:rFonts w:ascii="Arial" w:hAnsi="Arial" w:cs="Arial"/>
+          <w:sz w:val="20"/>
+          <w:szCs w:val="20"/>
+        </w:rPr>
+      </w:pPr>
+    </w:p>
+    <w:p>
+      <w:pPr>
+        <w:spacing w:after="120" w:line="276" w:lineRule="auto"/>
+        <w:rPr>
+          <w:rFonts w:ascii="Arial" w:hAnsi="Arial" w:cs="Arial"/>
+          <w:sz w:val="20"/>
+          <w:szCs w:val="20"/>
+        </w:rPr>
+      </w:pPr>
     </w:p>
     <w:p>
       <w:pPr>
@@ -821,10 +946,7 @@
           <w:lang w:val="en-AU"/>
         </w:rPr>
       </w:pPr>
-    </w:p>
-    <w:p>
-      <w:pPr>
-        <w:spacing w:after="200"/>
+      <w:r>
         <w:rPr>
           <w:rFonts w:ascii="Arial" w:hAnsi="Arial" w:cs="Arial"/>
           <w:b/>
@@ -832,7 +954,8 @@
           <w:szCs w:val="22"/>
           <w:lang w:val="en-AU"/>
         </w:rPr>
-      </w:pPr>
+        <w:t>P</w:t>
+      </w:r>
       <w:r>
         <w:rPr>
           <w:rFonts w:ascii="Arial" w:hAnsi="Arial" w:cs="Arial"/>
@@ -841,16 +964,6 @@
           <w:szCs w:val="22"/>
           <w:lang w:val="en-AU"/>
         </w:rPr>
-        <w:t>P</w:t>
-      </w:r>
-      <w:r>
-        <w:rPr>
-          <w:rFonts w:ascii="Arial" w:hAnsi="Arial" w:cs="Arial"/>
-          <w:b/>
-          <w:spacing w:val="60"/>
-          <w:szCs w:val="22"/>
-          <w:lang w:val="en-AU"/>
-        </w:rPr>
         <w:t>ROJECTS</w:t>
       </w:r>
     </w:p>
@@ -908,7 +1021,62 @@
           <w:szCs w:val="20"/>
           <w:lang w:val="en-GB"/>
         </w:rPr>
-        <w:t>actively being developed</w:t>
+        <w:t>A</w:t>
+      </w:r>
+      <w:r>
+        <w:rPr>
+          <w:rFonts w:ascii="Arial" w:hAnsi="Arial" w:cs="Arial"/>
+          <w:b/>
+          <w:bCs/>
+          <w:sz w:val="20"/>
+          <w:szCs w:val="20"/>
+          <w:lang w:val="en-GB"/>
+        </w:rPr>
+        <w:t xml:space="preserve">ctively </w:t>
+      </w:r>
+      <w:r>
+        <w:rPr>
+          <w:rFonts w:ascii="Arial" w:hAnsi="Arial" w:cs="Arial"/>
+          <w:b/>
+          <w:bCs/>
+          <w:sz w:val="20"/>
+          <w:szCs w:val="20"/>
+          <w:lang w:val="en-GB"/>
+        </w:rPr>
+        <w:t>B</w:t>
+      </w:r>
+      <w:r>
+        <w:rPr>
+          <w:rFonts w:ascii="Arial" w:hAnsi="Arial" w:cs="Arial"/>
+          <w:b/>
+          <w:bCs/>
+          <w:sz w:val="20"/>
+          <w:szCs w:val="20"/>
+          <w:lang w:val="en-GB"/>
+        </w:rPr>
+        <w:t xml:space="preserve">eing </w:t>
+      </w:r>
+      <w:r>
+        <w:rPr>
+          <w:rFonts w:ascii="Arial" w:hAnsi="Arial" w:cs="Arial"/>
+          <w:b/>
+          <w:bCs/>
+          <w:sz w:val="20"/>
+          <w:szCs w:val="20"/>
+          <w:lang w:val="en-GB"/>
+        </w:rPr>
+        <w:t>D</w:t>
+      </w:r>
+      <w:r>
+        <w:rPr>
+          <w:rFonts w:ascii="Arial" w:hAnsi="Arial" w:cs="Arial"/>
+          <w:b/>
+          <w:bCs/>
+          <w:sz w:val="20"/>
+          <w:szCs w:val="20"/>
+          <w:lang w:val="en-GB"/>
+        </w:rPr>
+        <w:t>eveloped</w:t>
       </w:r>
       <w:r>
         <w:rPr>
@@ -943,7 +1111,7 @@
           <w:szCs w:val="20"/>
           <w:lang w:val="en-GB"/>
         </w:rPr>
-        <w:t xml:space="preserve">Designing and developing a real-time vehicle tracking system to monitor lorries from check-in through loading to final check-out in a high-volume production environment. </w:t>
+        <w:t xml:space="preserve">Developing a workflow-driven system to track vehicles from check-in through loading to check-out in a production environment. </w:t>
       </w:r>
     </w:p>
     <w:p>
@@ -967,7 +1135,7 @@
           <w:szCs w:val="20"/>
           <w:lang w:val="en-GB"/>
         </w:rPr>
-        <w:t xml:space="preserve">Implementing a status-driven workflow with timestamp logging to improve process visibility. </w:t>
+        <w:t xml:space="preserve">Implementing real-time status tracking with timestamp logging to improve traceability and operational visibility across multiple process stages. </w:t>
       </w:r>
     </w:p>
     <w:p>
@@ -991,7 +1159,7 @@
           <w:szCs w:val="20"/>
           <w:lang w:val="en-GB"/>
         </w:rPr>
-        <w:t xml:space="preserve">Developing role-based access control and automated alerts to track turnaround targets and reduce delays. </w:t>
+        <w:t xml:space="preserve">Designing role-based access control and automated alerts to help reduce delays and improve turnaround time monitoring. </w:t>
       </w:r>
     </w:p>
     <w:p>
@@ -1015,7 +1183,7 @@
           <w:szCs w:val="20"/>
           <w:lang w:val="en-GB"/>
         </w:rPr>
-        <w:t>Creating reporting and historical data features to support operational decision-making.</w:t>
+        <w:t xml:space="preserve">Creating reporting and historical data features to support operational decision-making and performance analysis. </w:t>
       </w:r>
     </w:p>
     <w:p>
@@ -1041,60 +1209,16 @@
           <w:szCs w:val="20"/>
           <w:lang w:val="en-GB"/>
         </w:rPr>
-        <w:t>Tech Stack:</w:t>
-      </w:r>
-      <w:r>
-        <w:rPr>
-          <w:rFonts w:ascii="Arial" w:hAnsi="Arial" w:cs="Arial"/>
-          <w:sz w:val="20"/>
-          <w:szCs w:val="20"/>
-          <w:lang w:val="en-GB"/>
-        </w:rPr>
-        <w:t xml:space="preserve"> React; TypeScript; Node.js; Express; PostgreSQL; REST API; Git</w:t>
-      </w:r>
-      <w:r>
-        <w:rPr>
-          <w:rFonts w:ascii="Arial" w:hAnsi="Arial" w:cs="Arial"/>
-          <w:sz w:val="20"/>
-          <w:szCs w:val="20"/>
-          <w:lang w:val="en-GB"/>
-        </w:rPr>
-        <w:t xml:space="preserve"> </w:t>
-      </w:r>
-    </w:p>
-    <w:p>
-      <w:pPr>
-        <w:spacing w:after="120"/>
-        <w:rPr>
-          <w:rFonts w:ascii="Arial" w:hAnsi="Arial" w:cs="Arial"/>
-          <w:b/>
-          <w:bCs/>
-          <w:sz w:val="20"/>
-          <w:szCs w:val="20"/>
-          <w:lang w:val="en-GB"/>
-        </w:rPr>
-      </w:pPr>
-      <w:r>
-        <w:rPr>
-          <w:rFonts w:ascii="Arial" w:hAnsi="Arial" w:cs="Arial"/>
-          <w:b/>
-          <w:bCs/>
-          <w:sz w:val="20"/>
-          <w:szCs w:val="20"/>
-          <w:lang w:val="en-GB"/>
-        </w:rPr>
-        <w:br/>
-      </w:r>
-      <w:r>
-        <w:rPr>
-          <w:rFonts w:ascii="Arial" w:hAnsi="Arial" w:cs="Arial"/>
-          <w:b/>
-          <w:bCs/>
-          <w:sz w:val="20"/>
-          <w:szCs w:val="20"/>
-          <w:lang w:val="en-GB"/>
-        </w:rPr>
-        <w:t>SPW Photography Studio – Progressive Web App</w:t>
+        <w:t>Expected impact:</w:t>
+      </w:r>
+      <w:r>
+        <w:rPr>
+          <w:rFonts w:ascii="Arial" w:hAnsi="Arial" w:cs="Arial"/>
+          <w:sz w:val="20"/>
+          <w:szCs w:val="20"/>
+          <w:lang w:val="en-GB"/>
+        </w:rPr>
+        <w:t xml:space="preserve"> reducing manual tracking effort and improving process visibility across the workflow. </w:t>
       </w:r>
     </w:p>
     <w:p>
@@ -1114,10 +1238,57 @@
       <w:r>
         <w:rPr>
           <w:rFonts w:ascii="Arial" w:hAnsi="Arial" w:cs="Arial"/>
-          <w:sz w:val="20"/>
-          <w:szCs w:val="20"/>
-        </w:rPr>
-        <w:t>Built a responsive Progressive Web App with dynamic galleries, service pages, and booking functionality.</w:t>
+          <w:b/>
+          <w:bCs/>
+          <w:sz w:val="20"/>
+          <w:szCs w:val="20"/>
+          <w:lang w:val="en-GB"/>
+        </w:rPr>
+        <w:t>Tech Stack:</w:t>
+      </w:r>
+      <w:r>
+        <w:rPr>
+          <w:rFonts w:ascii="Arial" w:hAnsi="Arial" w:cs="Arial"/>
+          <w:sz w:val="20"/>
+          <w:szCs w:val="20"/>
+          <w:lang w:val="en-GB"/>
+        </w:rPr>
+        <w:t xml:space="preserve"> React; TypeScript; Node.js; Express; PostgreSQL; REST API; Git</w:t>
+      </w:r>
+    </w:p>
+    <w:p>
+      <w:pPr>
+        <w:spacing w:after="120"/>
+        <w:rPr>
+          <w:rFonts w:ascii="Arial" w:hAnsi="Arial" w:cs="Arial"/>
+          <w:b/>
+          <w:bCs/>
+          <w:sz w:val="20"/>
+          <w:szCs w:val="20"/>
+          <w:lang w:val="en-GB"/>
+        </w:rPr>
+      </w:pPr>
+      <w:r>
+        <w:rPr>
+          <w:rFonts w:ascii="Arial" w:hAnsi="Arial" w:cs="Arial"/>
+          <w:b/>
+          <w:bCs/>
+          <w:sz w:val="20"/>
+          <w:szCs w:val="20"/>
+          <w:lang w:val="en-GB"/>
+        </w:rPr>
+        <w:br/>
+      </w:r>
+      <w:r>
+        <w:rPr>
+          <w:rFonts w:ascii="Arial" w:hAnsi="Arial" w:cs="Arial"/>
+          <w:b/>
+          <w:bCs/>
+          <w:sz w:val="20"/>
+          <w:szCs w:val="20"/>
+          <w:lang w:val="en-GB"/>
+        </w:rPr>
+        <w:t>SPW Photography Studio – Progressive Web App</w:t>
       </w:r>
     </w:p>
     <w:p>
@@ -1134,23 +1305,14 @@
           <w:lang w:val="en-GB"/>
         </w:rPr>
       </w:pPr>
-      <w:proofErr w:type="spellStart"/>
-      <w:r>
-        <w:rPr>
-          <w:rFonts w:ascii="Arial" w:hAnsi="Arial" w:cs="Arial"/>
-          <w:sz w:val="20"/>
-          <w:szCs w:val="20"/>
-        </w:rPr>
-        <w:t>Optimised</w:t>
-      </w:r>
-      <w:proofErr w:type="spellEnd"/>
-      <w:r>
-        <w:rPr>
-          <w:rFonts w:ascii="Arial" w:hAnsi="Arial" w:cs="Arial"/>
-          <w:sz w:val="20"/>
-          <w:szCs w:val="20"/>
-        </w:rPr>
-        <w:t xml:space="preserve"> performance and mobile usability.</w:t>
+      <w:r>
+        <w:rPr>
+          <w:rFonts w:ascii="Arial" w:hAnsi="Arial" w:cs="Arial"/>
+          <w:sz w:val="20"/>
+          <w:szCs w:val="20"/>
+          <w:lang w:val="en-GB"/>
+        </w:rPr>
+        <w:t xml:space="preserve">Built a responsive Progressive Web App with dynamic galleries, service pages, and booking functionality. </w:t>
       </w:r>
     </w:p>
     <w:p>
@@ -1170,10 +1332,35 @@
       <w:r>
         <w:rPr>
           <w:rFonts w:ascii="Arial" w:hAnsi="Arial" w:cs="Arial"/>
-          <w:b/>
-          <w:bCs/>
-          <w:sz w:val="20"/>
-          <w:szCs w:val="20"/>
+          <w:sz w:val="20"/>
+          <w:szCs w:val="20"/>
+          <w:lang w:val="en-GB"/>
+        </w:rPr>
+        <w:t xml:space="preserve">Improved mobile usability and performance, achieving fast load times and smooth navigation on mobile devices. </w:t>
+      </w:r>
+    </w:p>
+    <w:p>
+      <w:pPr>
+        <w:numPr>
+          <w:ilvl w:val="0"/>
+          <w:numId w:val="4"/>
+        </w:numPr>
+        <w:spacing w:after="120"/>
+        <w:rPr>
+          <w:rFonts w:ascii="Arial" w:hAnsi="Arial" w:cs="Arial"/>
+          <w:sz w:val="20"/>
+          <w:szCs w:val="20"/>
+          <w:lang w:val="en-GB"/>
+        </w:rPr>
+      </w:pPr>
+      <w:r>
+        <w:rPr>
+          <w:rFonts w:ascii="Arial" w:hAnsi="Arial" w:cs="Arial"/>
+          <w:b/>
+          <w:bCs/>
+          <w:sz w:val="20"/>
+          <w:szCs w:val="20"/>
+          <w:lang w:val="en-GB"/>
         </w:rPr>
         <w:t>Tech Stack:</w:t>
       </w:r>
@@ -1182,6 +1369,7 @@
           <w:rFonts w:ascii="Arial" w:hAnsi="Arial" w:cs="Arial"/>
           <w:sz w:val="20"/>
           <w:szCs w:val="20"/>
+          <w:lang w:val="en-GB"/>
         </w:rPr>
         <w:t xml:space="preserve"> React; Node.js; Sass</w:t>
       </w:r>
@@ -1240,8 +1428,9 @@
           <w:rFonts w:ascii="Arial" w:hAnsi="Arial" w:cs="Arial"/>
           <w:sz w:val="20"/>
           <w:szCs w:val="20"/>
-        </w:rPr>
-        <w:t>Developed a multilingual web application with seamless language switching and responsive design.</w:t>
+          <w:lang w:val="en-GB"/>
+        </w:rPr>
+        <w:t xml:space="preserve">Developed a multilingual web application with seamless language switching and responsive design. </w:t>
       </w:r>
     </w:p>
     <w:p>
@@ -1261,10 +1450,35 @@
       <w:r>
         <w:rPr>
           <w:rFonts w:ascii="Arial" w:hAnsi="Arial" w:cs="Arial"/>
-          <w:b/>
-          <w:bCs/>
-          <w:sz w:val="20"/>
-          <w:szCs w:val="20"/>
+          <w:sz w:val="20"/>
+          <w:szCs w:val="20"/>
+          <w:lang w:val="en-GB"/>
+        </w:rPr>
+        <w:t xml:space="preserve">Improved accessibility for users across multiple languages and devices. </w:t>
+      </w:r>
+    </w:p>
+    <w:p>
+      <w:pPr>
+        <w:numPr>
+          <w:ilvl w:val="0"/>
+          <w:numId w:val="6"/>
+        </w:numPr>
+        <w:spacing w:after="120"/>
+        <w:rPr>
+          <w:rFonts w:ascii="Arial" w:hAnsi="Arial" w:cs="Arial"/>
+          <w:sz w:val="20"/>
+          <w:szCs w:val="20"/>
+          <w:lang w:val="en-GB"/>
+        </w:rPr>
+      </w:pPr>
+      <w:r>
+        <w:rPr>
+          <w:rFonts w:ascii="Arial" w:hAnsi="Arial" w:cs="Arial"/>
+          <w:b/>
+          <w:bCs/>
+          <w:sz w:val="20"/>
+          <w:szCs w:val="20"/>
+          <w:lang w:val="en-GB"/>
         </w:rPr>
         <w:t>Tech Stack:</w:t>
       </w:r>
@@ -1273,6 +1487,7 @@
           <w:rFonts w:ascii="Arial" w:hAnsi="Arial" w:cs="Arial"/>
           <w:sz w:val="20"/>
           <w:szCs w:val="20"/>
+          <w:lang w:val="en-GB"/>
         </w:rPr>
         <w:t xml:space="preserve"> React; Vite; Node.js; Sass</w:t>
       </w:r>
@@ -1331,8 +1546,9 @@
           <w:rFonts w:ascii="Arial" w:hAnsi="Arial" w:cs="Arial"/>
           <w:sz w:val="20"/>
           <w:szCs w:val="20"/>
-        </w:rPr>
-        <w:t>Built a RESTful API delivering structured name-day data with clear documentation.</w:t>
+          <w:lang w:val="en-GB"/>
+        </w:rPr>
+        <w:t xml:space="preserve">Built a RESTful API delivering structured name-day data with clear documentation. </w:t>
       </w:r>
     </w:p>
     <w:p>
@@ -1352,10 +1568,35 @@
       <w:r>
         <w:rPr>
           <w:rFonts w:ascii="Arial" w:hAnsi="Arial" w:cs="Arial"/>
-          <w:b/>
-          <w:bCs/>
-          <w:sz w:val="20"/>
-          <w:szCs w:val="20"/>
+          <w:sz w:val="20"/>
+          <w:szCs w:val="20"/>
+          <w:lang w:val="en-GB"/>
+        </w:rPr>
+        <w:t xml:space="preserve">Designed endpoints for reliable and consistent data access. </w:t>
+      </w:r>
+    </w:p>
+    <w:p>
+      <w:pPr>
+        <w:numPr>
+          <w:ilvl w:val="0"/>
+          <w:numId w:val="7"/>
+        </w:numPr>
+        <w:spacing w:after="120"/>
+        <w:rPr>
+          <w:rFonts w:ascii="Arial" w:hAnsi="Arial" w:cs="Arial"/>
+          <w:sz w:val="20"/>
+          <w:szCs w:val="20"/>
+          <w:lang w:val="en-GB"/>
+        </w:rPr>
+      </w:pPr>
+      <w:r>
+        <w:rPr>
+          <w:rFonts w:ascii="Arial" w:hAnsi="Arial" w:cs="Arial"/>
+          <w:b/>
+          <w:bCs/>
+          <w:sz w:val="20"/>
+          <w:szCs w:val="20"/>
+          <w:lang w:val="en-GB"/>
         </w:rPr>
         <w:t>Tech Stack:</w:t>
       </w:r>
@@ -1364,6 +1605,7 @@
           <w:rFonts w:ascii="Arial" w:hAnsi="Arial" w:cs="Arial"/>
           <w:sz w:val="20"/>
           <w:szCs w:val="20"/>
+          <w:lang w:val="en-GB"/>
         </w:rPr>
         <w:t xml:space="preserve"> Node.js; Express; REST API</w:t>
       </w:r>
@@ -1380,26 +1622,29 @@
           <w:lang w:val="en-GB"/>
         </w:rPr>
       </w:pPr>
-      <w:r>
-        <w:rPr>
-          <w:rFonts w:ascii="Arial" w:hAnsi="Arial" w:cs="Arial"/>
-          <w:b/>
-          <w:bCs/>
-          <w:sz w:val="20"/>
-          <w:szCs w:val="20"/>
-          <w:lang w:val="en-GB"/>
-        </w:rPr>
-        <w:br/>
-      </w:r>
-      <w:r>
-        <w:rPr>
-          <w:rFonts w:ascii="Arial" w:hAnsi="Arial" w:cs="Arial"/>
-          <w:b/>
-          <w:bCs/>
-          <w:sz w:val="20"/>
-          <w:szCs w:val="20"/>
-          <w:lang w:val="en-GB"/>
-        </w:rPr>
+    </w:p>
+    <w:p>
+      <w:pPr>
+        <w:spacing w:before="240" w:after="120"/>
+        <w:rPr>
+          <w:rFonts w:ascii="Arial" w:hAnsi="Arial" w:cs="Arial"/>
+          <w:b/>
+          <w:bCs/>
+          <w:sz w:val="20"/>
+          <w:szCs w:val="20"/>
+          <w:lang w:val="en-GB"/>
+        </w:rPr>
+      </w:pPr>
+      <w:r>
+        <w:rPr>
+          <w:rFonts w:ascii="Arial" w:hAnsi="Arial" w:cs="Arial"/>
+          <w:b/>
+          <w:bCs/>
+          <w:sz w:val="20"/>
+          <w:szCs w:val="20"/>
+          <w:lang w:val="en-GB"/>
+        </w:rPr>
+        <w:lastRenderedPageBreak/>
         <w:t>Company Directory – Web Application (Study Project)</w:t>
       </w:r>
     </w:p>
@@ -1409,28 +1654,34 @@
           <w:ilvl w:val="0"/>
           <w:numId w:val="9"/>
         </w:numPr>
-        <w:spacing w:after="120"/>
-        <w:rPr>
-          <w:rFonts w:ascii="Arial" w:hAnsi="Arial" w:cs="Arial"/>
-          <w:sz w:val="20"/>
-          <w:szCs w:val="20"/>
-          <w:lang w:val="en-GB"/>
-        </w:rPr>
-      </w:pPr>
-      <w:r>
-        <w:rPr>
-          <w:rFonts w:ascii="Arial" w:hAnsi="Arial" w:cs="Arial"/>
-          <w:sz w:val="20"/>
-          <w:szCs w:val="20"/>
-        </w:rPr>
-        <w:t>Developed a CRUD-based application to manage personnel data with a responsive UI.</w:t>
+        <w:spacing w:before="100" w:beforeAutospacing="1" w:after="100" w:afterAutospacing="1"/>
+        <w:rPr>
+          <w:rFonts w:ascii="Times New Roman" w:eastAsia="Times New Roman" w:hAnsi="Times New Roman"/>
+          <w:lang w:val="en-GB" w:eastAsia="en-GB"/>
+        </w:rPr>
+      </w:pPr>
+      <w:r>
+        <w:rPr>
+          <w:rFonts w:ascii="Arial" w:hAnsi="Arial" w:cs="Arial"/>
+          <w:sz w:val="20"/>
+          <w:szCs w:val="20"/>
+          <w:lang w:val="en-GB"/>
+        </w:rPr>
+        <w:t>Developed a CRUD-based application to manage personnel data with a responsive</w:t>
+      </w:r>
+      <w:r>
+        <w:rPr>
+          <w:rFonts w:ascii="Times New Roman" w:eastAsia="Times New Roman" w:hAnsi="Times New Roman"/>
+          <w:lang w:val="en-GB" w:eastAsia="en-GB"/>
+        </w:rPr>
+        <w:t xml:space="preserve"> UI. </w:t>
       </w:r>
     </w:p>
     <w:p>
       <w:pPr>
         <w:numPr>
           <w:ilvl w:val="0"/>
-          <w:numId w:val="9"/>
+          <w:numId w:val="7"/>
         </w:numPr>
         <w:spacing w:after="120"/>
         <w:rPr>
@@ -1443,10 +1694,35 @@
       <w:r>
         <w:rPr>
           <w:rFonts w:ascii="Arial" w:hAnsi="Arial" w:cs="Arial"/>
-          <w:b/>
-          <w:bCs/>
-          <w:sz w:val="20"/>
-          <w:szCs w:val="20"/>
+          <w:sz w:val="20"/>
+          <w:szCs w:val="20"/>
+          <w:lang w:val="en-GB"/>
+        </w:rPr>
+        <w:t xml:space="preserve">Implemented core data operations (create, read, update, delete) with structured data handling. </w:t>
+      </w:r>
+    </w:p>
+    <w:p>
+      <w:pPr>
+        <w:numPr>
+          <w:ilvl w:val="0"/>
+          <w:numId w:val="7"/>
+        </w:numPr>
+        <w:spacing w:after="120"/>
+        <w:rPr>
+          <w:rFonts w:ascii="Arial" w:hAnsi="Arial" w:cs="Arial"/>
+          <w:sz w:val="20"/>
+          <w:szCs w:val="20"/>
+          <w:lang w:val="en-GB"/>
+        </w:rPr>
+      </w:pPr>
+      <w:r>
+        <w:rPr>
+          <w:rFonts w:ascii="Arial" w:hAnsi="Arial" w:cs="Arial"/>
+          <w:b/>
+          <w:bCs/>
+          <w:sz w:val="20"/>
+          <w:szCs w:val="20"/>
+          <w:lang w:val="en-GB"/>
         </w:rPr>
         <w:t>Tech Stack:</w:t>
       </w:r>
@@ -1457,17 +1733,19 @@
           <w:szCs w:val="20"/>
           <w:lang w:val="en-GB"/>
         </w:rPr>
-        <w:t xml:space="preserve"> JavaScript; HTML; CSS</w:t>
-      </w:r>
-      <w:r>
-        <w:rPr>
-          <w:rFonts w:ascii="Arial" w:hAnsi="Arial" w:cs="Arial"/>
-          <w:sz w:val="20"/>
-          <w:szCs w:val="20"/>
-          <w:lang w:val="en-GB"/>
-        </w:rPr>
-        <w:t>; PHP</w:t>
-      </w:r>
+        <w:t xml:space="preserve"> JavaScript; HTML; CSS; PHP </w:t>
+      </w:r>
+    </w:p>
+    <w:p>
+      <w:pPr>
+        <w:spacing w:after="120"/>
+        <w:rPr>
+          <w:rFonts w:ascii="Arial" w:hAnsi="Arial" w:cs="Arial"/>
+          <w:sz w:val="20"/>
+          <w:szCs w:val="20"/>
+          <w:lang w:val="en-GB"/>
+        </w:rPr>
+      </w:pPr>
     </w:p>
     <w:p>
       <w:pPr>
@@ -1821,6 +2099,21 @@
         </w:rPr>
         <w:t xml:space="preserve"> (2003)</w:t>
       </w:r>
+    </w:p>
+    <w:p>
+      <w:pPr>
+        <w:tabs>
+          <w:tab w:val="right" w:pos="9884"/>
+        </w:tabs>
+        <w:spacing w:after="200"/>
+        <w:rPr>
+          <w:rFonts w:ascii="Arial" w:hAnsi="Arial" w:cs="Arial"/>
+          <w:bCs/>
+          <w:sz w:val="20"/>
+          <w:szCs w:val="20"/>
+          <w:lang w:val="en-AU"/>
+        </w:rPr>
+      </w:pPr>
     </w:p>
     <w:sectPr>
       <w:type w:val="continuous"/>
@@ -1837,6 +2130,155 @@
 <file path=word/numbering.xml><?xml version="1.0" encoding="utf-8"?>
 <w:numbering xmlns:wpc="http://schemas.microsoft.com/office/word/2010/wordprocessingCanvas" xmlns:cx="http://schemas.microsoft.com/office/drawing/2014/chartex" xmlns:cx1="http://schemas.microsoft.com/office/drawing/2015/9/8/chartex" xmlns:cx2="http://schemas.microsoft.com/office/drawing/2015/10/21/chartex" xmlns:cx3="http://schemas.microsoft.com/office/drawing/2016/5/9/chartex" xmlns:cx4="http://schemas.microsoft.com/office/drawing/2016/5/10/chartex" xmlns:cx5="http://schemas.microsoft.com/office/drawing/2016/5/11/chartex" xmlns:cx6="http://schemas.microsoft.com/office/drawing/2016/5/12/chartex" xmlns:cx7="http://schemas.microsoft.com/office/drawing/2016/5/13/chartex" xmlns:cx8="http://schemas.microsoft.com/office/drawing/2016/5/14/chartex" xmlns:mc="http://schemas.openxmlformats.org/markup-compatibility/2006" xmlns:aink="http://schemas.microsoft.com/office/drawing/2016/ink" xmlns:am3d="http://schemas.microsoft.com/office/drawing/2017/model3d" xmlns:o="urn:schemas-microsoft-com:office:office" xmlns:oel="http://schemas.microsoft.com/office/2019/extlst" xmlns:r="http://schemas.openxmlformats.org/officeDocument/2006/relationships" xmlns:m="http://schemas.openxmlformats.org/officeDocument/2006/math" xmlns:v="urn:schemas-microsoft-com:vml" xmlns:wp14="http://schemas.microsoft.com/office/word/2010/wordprocessingDrawing" xmlns:wp="http://schemas.openxmlformats.org/drawingml/2006/wordprocessingDrawing" xmlns:w10="urn:schemas-microsoft-com:office:word" xmlns:w="http://schemas.openxmlformats.org/wordprocessingml/2006/main" xmlns:w14="http://schemas.microsoft.com/office/word/2010/wordml" xmlns:w15="http://schemas.microsoft.com/office/word/2012/wordml" xmlns:w16cex="http://schemas.microsoft.com/office/word/2018/wordml/cex" xmlns:w16cid="http://schemas.microsoft.com/office/word/2016/wordml/cid" xmlns:w16="http://schemas.microsoft.com/office/word/2018/wordml" xmlns:w16du="http://schemas.microsoft.com/office/word/2023/wordml/word16du" xmlns:w16sdtdh="http://schemas.microsoft.com/office/word/2020/wordml/sdtdatahash" xmlns:w16sdtfl="http://schemas.microsoft.com/office/word/2024/wordml/sdtformatlock" xmlns:w16se="http://schemas.microsoft.com/office/word/2015/wordml/symex" xmlns:wpg="http://schemas.microsoft.com/office/word/2010/wordprocessingGroup" xmlns:wpi="http://schemas.microsoft.com/office/word/2010/wordprocessingInk" xmlns:wne="http://schemas.microsoft.com/office/word/2006/wordml" xmlns:wps="http://schemas.microsoft.com/office/word/2010/wordprocessingShape" mc:Ignorable="w14 w15 w16se w16cid w16 w16cex w16sdtdh w16sdtfl w16du wp14">
   <w:abstractNum w:abstractNumId="0" w15:restartNumberingAfterBreak="0">
+    <w:nsid w:val="00474268"/>
+    <w:multiLevelType w:val="multilevel"/>
+    <w:tmpl w:val="C9A67350"/>
+    <w:lvl w:ilvl="0">
+      <w:start w:val="1"/>
+      <w:numFmt w:val="bullet"/>
+      <w:lvlText w:val=""/>
+      <w:lvlJc w:val="left"/>
+      <w:pPr>
+        <w:tabs>
+          <w:tab w:val="num" w:pos="720"/>
+        </w:tabs>
+        <w:ind w:left="720" w:hanging="360"/>
+      </w:pPr>
+      <w:rPr>
+        <w:rFonts w:ascii="Symbol" w:hAnsi="Symbol" w:hint="default"/>
+        <w:sz w:val="20"/>
+      </w:rPr>
+    </w:lvl>
+    <w:lvl w:ilvl="1" w:tentative="1">
+      <w:start w:val="1"/>
+      <w:numFmt w:val="bullet"/>
+      <w:lvlText w:val="o"/>
+      <w:lvlJc w:val="left"/>
+      <w:pPr>
+        <w:tabs>
+          <w:tab w:val="num" w:pos="1440"/>
+        </w:tabs>
+        <w:ind w:left="1440" w:hanging="360"/>
+      </w:pPr>
+      <w:rPr>
+        <w:rFonts w:ascii="Courier New" w:hAnsi="Courier New" w:hint="default"/>
+        <w:sz w:val="20"/>
+      </w:rPr>
+    </w:lvl>
+    <w:lvl w:ilvl="2" w:tentative="1">
+      <w:start w:val="1"/>
+      <w:numFmt w:val="bullet"/>
+      <w:lvlText w:val=""/>
+      <w:lvlJc w:val="left"/>
+      <w:pPr>
+        <w:tabs>
+          <w:tab w:val="num" w:pos="2160"/>
+        </w:tabs>
+        <w:ind w:left="2160" w:hanging="360"/>
+      </w:pPr>
+      <w:rPr>
+        <w:rFonts w:ascii="Wingdings" w:hAnsi="Wingdings" w:hint="default"/>
+        <w:sz w:val="20"/>
+      </w:rPr>
+    </w:lvl>
+    <w:lvl w:ilvl="3" w:tentative="1">
+      <w:start w:val="1"/>
+      <w:numFmt w:val="bullet"/>
+      <w:lvlText w:val=""/>
+      <w:lvlJc w:val="left"/>
+      <w:pPr>
+        <w:tabs>
+          <w:tab w:val="num" w:pos="2880"/>
+        </w:tabs>
+        <w:ind w:left="2880" w:hanging="360"/>
+      </w:pPr>
+      <w:rPr>
+        <w:rFonts w:ascii="Wingdings" w:hAnsi="Wingdings" w:hint="default"/>
+        <w:sz w:val="20"/>
+      </w:rPr>
+    </w:lvl>
+    <w:lvl w:ilvl="4" w:tentative="1">
+      <w:start w:val="1"/>
+      <w:numFmt w:val="bullet"/>
+      <w:lvlText w:val=""/>
+      <w:lvlJc w:val="left"/>
+      <w:pPr>
+        <w:tabs>
+          <w:tab w:val="num" w:pos="3600"/>
+        </w:tabs>
+        <w:ind w:left="3600" w:hanging="360"/>
+      </w:pPr>
+      <w:rPr>
+        <w:rFonts w:ascii="Wingdings" w:hAnsi="Wingdings" w:hint="default"/>
+        <w:sz w:val="20"/>
+      </w:rPr>
+    </w:lvl>
+    <w:lvl w:ilvl="5" w:tentative="1">
+      <w:start w:val="1"/>
+      <w:numFmt w:val="bullet"/>
+      <w:lvlText w:val=""/>
+      <w:lvlJc w:val="left"/>
+      <w:pPr>
+        <w:tabs>
+          <w:tab w:val="num" w:pos="4320"/>
+        </w:tabs>
+        <w:ind w:left="4320" w:hanging="360"/>
+      </w:pPr>
+      <w:rPr>
+        <w:rFonts w:ascii="Wingdings" w:hAnsi="Wingdings" w:hint="default"/>
+        <w:sz w:val="20"/>
+      </w:rPr>
+    </w:lvl>
+    <w:lvl w:ilvl="6" w:tentative="1">
+      <w:start w:val="1"/>
+      <w:numFmt w:val="bullet"/>
+      <w:lvlText w:val=""/>
+      <w:lvlJc w:val="left"/>
+      <w:pPr>
+        <w:tabs>
+          <w:tab w:val="num" w:pos="5040"/>
+        </w:tabs>
+        <w:ind w:left="5040" w:hanging="360"/>
+      </w:pPr>
+      <w:rPr>
+        <w:rFonts w:ascii="Wingdings" w:hAnsi="Wingdings" w:hint="default"/>
+        <w:sz w:val="20"/>
+      </w:rPr>
+    </w:lvl>
+    <w:lvl w:ilvl="7" w:tentative="1">
+      <w:start w:val="1"/>
+      <w:numFmt w:val="bullet"/>
+      <w:lvlText w:val=""/>
+      <w:lvlJc w:val="left"/>
+      <w:pPr>
+        <w:tabs>
+          <w:tab w:val="num" w:pos="5760"/>
+        </w:tabs>
+        <w:ind w:left="5760" w:hanging="360"/>
+      </w:pPr>
+      <w:rPr>
+        <w:rFonts w:ascii="Wingdings" w:hAnsi="Wingdings" w:hint="default"/>
+        <w:sz w:val="20"/>
+      </w:rPr>
+    </w:lvl>
+    <w:lvl w:ilvl="8" w:tentative="1">
+      <w:start w:val="1"/>
+      <w:numFmt w:val="bullet"/>
+      <w:lvlText w:val=""/>
+      <w:lvlJc w:val="left"/>
+      <w:pPr>
+        <w:tabs>
+          <w:tab w:val="num" w:pos="6480"/>
+        </w:tabs>
+        <w:ind w:left="6480" w:hanging="360"/>
+      </w:pPr>
+      <w:rPr>
+        <w:rFonts w:ascii="Wingdings" w:hAnsi="Wingdings" w:hint="default"/>
+        <w:sz w:val="20"/>
+      </w:rPr>
+    </w:lvl>
+  </w:abstractNum>
+  <w:abstractNum w:abstractNumId="1" w15:restartNumberingAfterBreak="0">
     <w:nsid w:val="094C5234"/>
     <w:multiLevelType w:val="multilevel"/>
     <w:tmpl w:val="A1085A5C"/>
@@ -1985,7 +2427,7 @@
       </w:rPr>
     </w:lvl>
   </w:abstractNum>
-  <w:abstractNum w:abstractNumId="1" w15:restartNumberingAfterBreak="0">
+  <w:abstractNum w:abstractNumId="2" w15:restartNumberingAfterBreak="0">
     <w:nsid w:val="0A767746"/>
     <w:multiLevelType w:val="multilevel"/>
     <w:tmpl w:val="1F009B2A"/>
@@ -2134,7 +2576,7 @@
       </w:rPr>
     </w:lvl>
   </w:abstractNum>
-  <w:abstractNum w:abstractNumId="2" w15:restartNumberingAfterBreak="0">
+  <w:abstractNum w:abstractNumId="3" w15:restartNumberingAfterBreak="0">
     <w:nsid w:val="12796BB3"/>
     <w:multiLevelType w:val="hybridMultilevel"/>
     <w:tmpl w:val="F1D40DB8"/>
@@ -2247,7 +2689,7 @@
       </w:rPr>
     </w:lvl>
   </w:abstractNum>
-  <w:abstractNum w:abstractNumId="3" w15:restartNumberingAfterBreak="0">
+  <w:abstractNum w:abstractNumId="4" w15:restartNumberingAfterBreak="0">
     <w:nsid w:val="22055E7A"/>
     <w:multiLevelType w:val="multilevel"/>
     <w:tmpl w:val="94CCF676"/>
@@ -2396,7 +2838,7 @@
       </w:rPr>
     </w:lvl>
   </w:abstractNum>
-  <w:abstractNum w:abstractNumId="4" w15:restartNumberingAfterBreak="0">
+  <w:abstractNum w:abstractNumId="5" w15:restartNumberingAfterBreak="0">
     <w:nsid w:val="2B3F43B0"/>
     <w:multiLevelType w:val="multilevel"/>
     <w:tmpl w:val="E0CCA20E"/>
@@ -2545,7 +2987,7 @@
       </w:rPr>
     </w:lvl>
   </w:abstractNum>
-  <w:abstractNum w:abstractNumId="5" w15:restartNumberingAfterBreak="0">
+  <w:abstractNum w:abstractNumId="6" w15:restartNumberingAfterBreak="0">
     <w:nsid w:val="34433253"/>
     <w:multiLevelType w:val="hybridMultilevel"/>
     <w:tmpl w:val="A4980BFC"/>
@@ -2658,7 +3100,7 @@
       </w:rPr>
     </w:lvl>
   </w:abstractNum>
-  <w:abstractNum w:abstractNumId="6" w15:restartNumberingAfterBreak="0">
+  <w:abstractNum w:abstractNumId="7" w15:restartNumberingAfterBreak="0">
     <w:nsid w:val="582961EE"/>
     <w:multiLevelType w:val="multilevel"/>
     <w:tmpl w:val="40489906"/>
@@ -2807,7 +3249,7 @@
       </w:rPr>
     </w:lvl>
   </w:abstractNum>
-  <w:abstractNum w:abstractNumId="7" w15:restartNumberingAfterBreak="0">
+  <w:abstractNum w:abstractNumId="8" w15:restartNumberingAfterBreak="0">
     <w:nsid w:val="5C167DBD"/>
     <w:multiLevelType w:val="multilevel"/>
     <w:tmpl w:val="1AF0C736"/>
@@ -2956,7 +3398,7 @@
       </w:rPr>
     </w:lvl>
   </w:abstractNum>
-  <w:abstractNum w:abstractNumId="8" w15:restartNumberingAfterBreak="0">
+  <w:abstractNum w:abstractNumId="9" w15:restartNumberingAfterBreak="0">
     <w:nsid w:val="5E292453"/>
     <w:multiLevelType w:val="multilevel"/>
     <w:tmpl w:val="72E0759E"/>
@@ -3105,7 +3547,7 @@
       </w:rPr>
     </w:lvl>
   </w:abstractNum>
-  <w:abstractNum w:abstractNumId="9" w15:restartNumberingAfterBreak="0">
+  <w:abstractNum w:abstractNumId="10" w15:restartNumberingAfterBreak="0">
     <w:nsid w:val="64DD2F3F"/>
     <w:multiLevelType w:val="multilevel"/>
     <w:tmpl w:val="6764EF04"/>
@@ -3254,7 +3696,7 @@
       </w:rPr>
     </w:lvl>
   </w:abstractNum>
-  <w:abstractNum w:abstractNumId="10" w15:restartNumberingAfterBreak="0">
+  <w:abstractNum w:abstractNumId="11" w15:restartNumberingAfterBreak="0">
     <w:nsid w:val="6ABE426A"/>
     <w:multiLevelType w:val="multilevel"/>
     <w:tmpl w:val="28E078F4"/>
@@ -3403,7 +3845,7 @@
       </w:rPr>
     </w:lvl>
   </w:abstractNum>
-  <w:abstractNum w:abstractNumId="11" w15:restartNumberingAfterBreak="0">
+  <w:abstractNum w:abstractNumId="12" w15:restartNumberingAfterBreak="0">
     <w:nsid w:val="6AC12D40"/>
     <w:multiLevelType w:val="multilevel"/>
     <w:tmpl w:val="7CE0388A"/>
@@ -3552,7 +3994,7 @@
       </w:rPr>
     </w:lvl>
   </w:abstractNum>
-  <w:abstractNum w:abstractNumId="12" w15:restartNumberingAfterBreak="0">
+  <w:abstractNum w:abstractNumId="13" w15:restartNumberingAfterBreak="0">
     <w:nsid w:val="753E205D"/>
     <w:multiLevelType w:val="multilevel"/>
     <w:tmpl w:val="809A354A"/>
@@ -3701,7 +4143,7 @@
       </w:rPr>
     </w:lvl>
   </w:abstractNum>
-  <w:abstractNum w:abstractNumId="13" w15:restartNumberingAfterBreak="0">
+  <w:abstractNum w:abstractNumId="14" w15:restartNumberingAfterBreak="0">
     <w:nsid w:val="78762A70"/>
     <w:multiLevelType w:val="multilevel"/>
     <w:tmpl w:val="9AC4F890"/>
@@ -3851,45 +4293,48 @@
     </w:lvl>
   </w:abstractNum>
   <w:num w:numId="1" w16cid:durableId="882210417">
+    <w:abstractNumId w:val="6"/>
+  </w:num>
+  <w:num w:numId="2" w16cid:durableId="837421414">
+    <w:abstractNumId w:val="3"/>
+  </w:num>
+  <w:num w:numId="3" w16cid:durableId="1820342424">
+    <w:abstractNumId w:val="8"/>
+  </w:num>
+  <w:num w:numId="4" w16cid:durableId="961964411">
+    <w:abstractNumId w:val="12"/>
+  </w:num>
+  <w:num w:numId="5" w16cid:durableId="1452017007">
+    <w:abstractNumId w:val="11"/>
+  </w:num>
+  <w:num w:numId="6" w16cid:durableId="907568203">
     <w:abstractNumId w:val="5"/>
   </w:num>
-  <w:num w:numId="2" w16cid:durableId="837421414">
+  <w:num w:numId="7" w16cid:durableId="2092970990">
+    <w:abstractNumId w:val="7"/>
+  </w:num>
+  <w:num w:numId="8" w16cid:durableId="1741976139">
+    <w:abstractNumId w:val="13"/>
+  </w:num>
+  <w:num w:numId="9" w16cid:durableId="600457547">
     <w:abstractNumId w:val="2"/>
   </w:num>
-  <w:num w:numId="3" w16cid:durableId="1820342424">
-    <w:abstractNumId w:val="7"/>
+  <w:num w:numId="10" w16cid:durableId="1336373622">
+    <w:abstractNumId w:val="4"/>
   </w:num>
-  <w:num w:numId="4" w16cid:durableId="961964411">
-    <w:abstractNumId w:val="11"/>
+  <w:num w:numId="11" w16cid:durableId="1676683943">
+    <w:abstractNumId w:val="9"/>
   </w:num>
-  <w:num w:numId="5" w16cid:durableId="1452017007">
+  <w:num w:numId="12" w16cid:durableId="2144421783">
     <w:abstractNumId w:val="10"/>
   </w:num>
-  <w:num w:numId="6" w16cid:durableId="907568203">
-    <w:abstractNumId w:val="4"/>
+  <w:num w:numId="13" w16cid:durableId="516697431">
+    <w:abstractNumId w:val="14"/>
   </w:num>
-  <w:num w:numId="7" w16cid:durableId="2092970990">
-    <w:abstractNumId w:val="6"/>
-  </w:num>
-  <w:num w:numId="8" w16cid:durableId="1741976139">
-    <w:abstractNumId w:val="12"/>
-  </w:num>
-  <w:num w:numId="9" w16cid:durableId="600457547">
+  <w:num w:numId="14" w16cid:durableId="2001107333">
     <w:abstractNumId w:val="1"/>
   </w:num>
-  <w:num w:numId="10" w16cid:durableId="1336373622">
-    <w:abstractNumId w:val="3"/>
-  </w:num>
-  <w:num w:numId="11" w16cid:durableId="1676683943">
-    <w:abstractNumId w:val="8"/>
-  </w:num>
-  <w:num w:numId="12" w16cid:durableId="2144421783">
-    <w:abstractNumId w:val="9"/>
-  </w:num>
-  <w:num w:numId="13" w16cid:durableId="516697431">
-    <w:abstractNumId w:val="13"/>
-  </w:num>
-  <w:num w:numId="14" w16cid:durableId="2001107333">
+  <w:num w:numId="15" w16cid:durableId="877744536">
     <w:abstractNumId w:val="0"/>
   </w:num>
 </w:numbering>
@@ -4508,6 +4953,7 @@
   <w:style w:type="character" w:default="1" w:styleId="DefaultParagraphFont">
     <w:name w:val="Default Paragraph Font"/>
     <w:uiPriority w:val="1"/>
+    <w:semiHidden/>
     <w:unhideWhenUsed/>
   </w:style>
   <w:style w:type="table" w:default="1" w:styleId="TableNormal">
